--- a/klagomål/A 26987-2026 FSC-klagomål.docx
+++ b/klagomål/A 26987-2026 FSC-klagomål.docx
@@ -864,7 +864,7 @@
     <w:r>
       <w:tab/>
       <w:tab/>
-      <w:t>2026-06-15</w:t>
+      <w:t>2026-06-16</w:t>
       <w:br/>
       <w:br/>
     </w:r>

--- a/klagomål/A 26987-2026 FSC-klagomål.docx
+++ b/klagomål/A 26987-2026 FSC-klagomål.docx
@@ -864,7 +864,7 @@
     <w:r>
       <w:tab/>
       <w:tab/>
-      <w:t>2026-06-16</w:t>
+      <w:t>2026-06-17</w:t>
       <w:br/>
       <w:br/>
     </w:r>

--- a/klagomål/A 26987-2026 FSC-klagomål.docx
+++ b/klagomål/A 26987-2026 FSC-klagomål.docx
@@ -1,6 +1,6 @@
 
 <file path=word/document.xml><?xml version="1.0" encoding="utf-8"?>
-<w:document xmlns:wpc="http://schemas.microsoft.com/office/word/2010/wordprocessingCanvas" xmlns:cx="http://schemas.microsoft.com/office/drawing/2014/chartex" xmlns:cx1="http://schemas.microsoft.com/office/drawing/2015/9/8/chartex" xmlns:cx2="http://schemas.microsoft.com/office/drawing/2015/10/21/chartex" xmlns:cx3="http://schemas.microsoft.com/office/drawing/2016/5/9/chartex" xmlns:cx4="http://schemas.microsoft.com/office/drawing/2016/5/10/chartex" xmlns:cx5="http://schemas.microsoft.com/office/drawing/2016/5/11/chartex" xmlns:cx6="http://schemas.microsoft.com/office/drawing/2016/5/12/chartex" xmlns:cx7="http://schemas.microsoft.com/office/drawing/2016/5/13/chartex" xmlns:cx8="http://schemas.microsoft.com/office/drawing/2016/5/14/chartex" xmlns:mc="http://schemas.openxmlformats.org/markup-compatibility/2006" xmlns:aink="http://schemas.microsoft.com/office/drawing/2016/ink" xmlns:am3d="http://schemas.microsoft.com/office/drawing/2017/model3d" xmlns:o="urn:schemas-microsoft-com:office:office" xmlns:oel="http://schemas.microsoft.com/office/2019/extlst" xmlns:r="http://schemas.openxmlformats.org/officeDocument/2006/relationships" xmlns:m="http://schemas.openxmlformats.org/officeDocument/2006/math" xmlns:v="urn:schemas-microsoft-com:vml" xmlns:wp14="http://schemas.microsoft.com/office/word/2010/wordprocessingDrawing" xmlns:wp="http://schemas.openxmlformats.org/drawingml/2006/wordprocessingDrawing" xmlns:w10="urn:schemas-microsoft-com:office:word" xmlns:w="http://schemas.openxmlformats.org/wordprocessingml/2006/main" xmlns:w14="http://schemas.microsoft.com/office/word/2010/wordml" xmlns:w15="http://schemas.microsoft.com/office/word/2012/wordml" xmlns:w16cex="http://schemas.microsoft.com/office/word/2018/wordml/cex" xmlns:w16cid="http://schemas.microsoft.com/office/word/2016/wordml/cid" xmlns:w16="http://schemas.microsoft.com/office/word/2018/wordml" xmlns:w16sdtdh="http://schemas.microsoft.com/office/word/2020/wordml/sdtdatahash" xmlns:w16se="http://schemas.microsoft.com/office/word/2015/wordml/symex" xmlns:wpg="http://schemas.microsoft.com/office/word/2010/wordprocessingGroup" xmlns:wpi="http://schemas.microsoft.com/office/word/2010/wordprocessingInk" xmlns:wne="http://schemas.microsoft.com/office/word/2006/wordml" xmlns:wps="http://schemas.microsoft.com/office/word/2010/wordprocessingShape" mc:Ignorable="w14 w15 w16se w16cid w16 w16cex w16sdtdh wp14">
+<w:document xmlns:wpc="http://schemas.microsoft.com/office/word/2010/wordprocessingCanvas" xmlns:cx="http://schemas.microsoft.com/office/drawing/2014/chartex" xmlns:cx1="http://schemas.microsoft.com/office/drawing/2015/9/8/chartex" xmlns:cx2="http://schemas.microsoft.com/office/drawing/2015/10/21/chartex" xmlns:cx3="http://schemas.microsoft.com/office/drawing/2016/5/9/chartex" xmlns:cx4="http://schemas.microsoft.com/office/drawing/2016/5/10/chartex" xmlns:cx5="http://schemas.microsoft.com/office/drawing/2016/5/11/chartex" xmlns:cx6="http://schemas.microsoft.com/office/drawing/2016/5/12/chartex" xmlns:cx7="http://schemas.microsoft.com/office/drawing/2016/5/13/chartex" xmlns:cx8="http://schemas.microsoft.com/office/drawing/2016/5/14/chartex" xmlns:mc="http://schemas.openxmlformats.org/markup-compatibility/2006" xmlns:aink="http://schemas.microsoft.com/office/drawing/2016/ink" xmlns:am3d="http://schemas.microsoft.com/office/drawing/2017/model3d" xmlns:o="urn:schemas-microsoft-com:office:office" xmlns:oel="http://schemas.microsoft.com/office/2019/extlst" xmlns:r="http://schemas.openxmlformats.org/officeDocument/2006/relationships" xmlns:m="http://schemas.openxmlformats.org/officeDocument/2006/math" xmlns:v="urn:schemas-microsoft-com:vml" xmlns:wp14="http://schemas.microsoft.com/office/word/2010/wordprocessingDrawing" xmlns:wp="http://schemas.openxmlformats.org/drawingml/2006/wordprocessingDrawing" xmlns:w10="urn:schemas-microsoft-com:office:word" xmlns:w="http://schemas.openxmlformats.org/wordprocessingml/2006/main" xmlns:w14="http://schemas.microsoft.com/office/word/2010/wordml" xmlns:w15="http://schemas.microsoft.com/office/word/2012/wordml" xmlns:w16cex="http://schemas.microsoft.com/office/word/2018/wordml/cex" xmlns:w16cid="http://schemas.microsoft.com/office/word/2016/wordml/cid" xmlns:w16="http://schemas.microsoft.com/office/word/2018/wordml" xmlns:w16du="http://schemas.microsoft.com/office/word/2023/wordml/word16du" xmlns:w16sdtdh="http://schemas.microsoft.com/office/word/2020/wordml/sdtdatahash" xmlns:w16sdtfl="http://schemas.microsoft.com/office/word/2024/wordml/sdtformatlock" xmlns:w16se="http://schemas.microsoft.com/office/word/2015/wordml/symex" xmlns:wpg="http://schemas.microsoft.com/office/word/2010/wordprocessingGroup" xmlns:wpi="http://schemas.microsoft.com/office/word/2010/wordprocessingInk" xmlns:wne="http://schemas.microsoft.com/office/word/2006/wordml" xmlns:wps="http://schemas.microsoft.com/office/word/2010/wordprocessingShape" mc:Ignorable="w14 w15 w16se w16cid w16 w16cex w16sdtdh w16sdtfl w16du wp14">
   <w:body>
     <w:p>
       <w:r>
@@ -168,7 +168,7 @@
     </w:p>
     <w:p>
       <w:r>
-        <w:t>Detta dokument behandlar höga naturvärden i avverkningsanmälan A 26987-2026 i Gotlands kommun. Denna avverkningsanmälan inkom 2026-06-12 14:28:49 och omfattar 4,6 ha.</w:t>
+        <w:t>Detta dokument behandlar höga naturvärden i avverkningsanmälan A 26987-2026 i Gotlands kommun som inkom 2026-06-12 och omfattar 4,6 ha.</w:t>
       </w:r>
     </w:p>
     <w:p>
@@ -191,12 +191,15 @@
     </w:p>
     <w:p>
       <w:r>
-        <w:t>I avverkningsanmälan har följande 5 naturvårdsarter hittats: granrotspindling (VU), odörspindling (NT), spillkråka (NT, §4), blå slemspindling (S) och svavelriska (S). Av dessa är 3 rödlistade. För rödlistade arter har rödlistekategorin angivits inom parentes. Arter som är signalarter enligt Skogsstyrelsen har markerats med (S). För fridlysta arter anges även paragrafen i Artskyddsförordningen som arten är fridlyst enligt.</w:t>
+        <w:t>I och inom 18 meter från avverkningsanmälan har följande 7 naturvårdsarter hittats: granrotspindling (VU), backtimjan (NT), blå slemspindling (NT, T), odörspindling (NT), solvända (NT), svavelriska (S) och spillkråka (T, §4). Av dessa är 5 rödlistade. För rödlistade arter har rödlistekategorin angivits inom parentes. Arter som är signalarter enligt Skogsstyrelsen har markerats med (S). Typiska arter inom Natura 2000 som är kopplade till skogsekosystem har markerats med (T). För fridlysta arter anges även paragrafen i Artskyddsförordningen som arten är fridlyst enligt.</w:t>
       </w:r>
     </w:p>
     <w:p>
       <w:r>
-        <w:t>De påträffade naturvårdsarterna är ett tydligt kvitto på att detta rör sig om en skog med höga naturvärden. I Figur 1 visas en karta över det avverkningsanmälda området, där samtliga fyndplatser för naturvårdsarter som finns registrerade på Artportalen har markerats.</w:t>
+        <w:t>De påträffade naturvårdsarterna är ett tydligt kvitto på att det rör sig om en skog med höga naturvärden.</w:t>
+      </w:r>
+      <w:r>
+        <w:t xml:space="preserve"> I Figur 1 visas fyndplatser för naturvårdsarter i området, som finns registrerade på Artportalen.</w:t>
       </w:r>
     </w:p>
     <w:p>
@@ -206,7 +209,7 @@
       <w:r>
         <w:drawing>
           <wp:inline xmlns:a="http://schemas.openxmlformats.org/drawingml/2006/main" xmlns:pic="http://schemas.openxmlformats.org/drawingml/2006/picture">
-            <wp:extent cx="5486400" cy="5305730"/>
+            <wp:extent cx="5486400" cy="5094264"/>
             <wp:docPr id="1" name="Picture 1"/>
             <wp:cNvGraphicFramePr>
               <a:graphicFrameLocks noChangeAspect="1"/>
@@ -227,7 +230,7 @@
                   <pic:spPr>
                     <a:xfrm>
                       <a:off x="0" y="0"/>
-                      <a:ext cx="5486400" cy="5305730"/>
+                      <a:ext cx="5486400" cy="5094264"/>
                     </a:xfrm>
                     <a:prstGeom prst="rect"/>
                   </pic:spPr>
@@ -241,9 +244,79 @@
     <w:p>
       <w:pPr>
         <w:pStyle w:val="Caption"/>
+        <w:spacing w:after="240"/>
       </w:pPr>
       <w:r>
-        <w:t>Figur 1. Fyndplatser för naturvårdsarter i det avverkningsanmälda området (röd linje). Markörer utan svart kant är placerade på fyndplatsen. Markörer med svart kant är placerade vid sidan av fyndplatsen och har ett svart streck som visar fyndplatsens exakta position. Kartans mittpunktskoordinat är N 6363924, E 696759 i SWEREF 99 TM.</w:t>
+        <w:t>Figur 1. Fyndplatser för naturvårdsarter i och inom 18 meter från avverkningsanmälan (röd linje). Markörer utan svart kant är placerade på fyndplatsen. Markörer med svart kant är placerade vid sidan av fyndplatsen och har ett svart streck som visar fyndplatsens exakta position. Kartans mittpunktskoordinat är N 6363924, E 696759 i SWEREF 99 TM.</w:t>
+      </w:r>
+    </w:p>
+    <w:p>
+      <w:pPr>
+        <w:pStyle w:val="Heading2"/>
+      </w:pPr>
+      <w:r>
+        <w:t>Fridlysta arter</w:t>
+      </w:r>
+    </w:p>
+    <w:p>
+      <w:r>
+        <w:t>Följande fridlysta arter har sina livsmiljöer och växtplatser i den avverkningsanmälda skogen: spillkråka (T, §4).</w:t>
+      </w:r>
+    </w:p>
+    <w:p>
+      <w:r>
+        <w:t xml:space="preserve">Observera att medlemsländerna är skyldiga att agera i enlighet med EU:s fågeldirektiv där det uttryckligen står att direktivet gäller för fåglar samt för deras ägg, bon och </w:t>
+      </w:r>
+      <w:r>
+        <w:rPr>
+          <w:b/>
+        </w:rPr>
+        <w:t xml:space="preserve">livsmiljöer </w:t>
+      </w:r>
+      <w:r>
+        <w:t>(artikel 1). Vidare att de åtgärder som vidtas inte får leda till en försämring av den nuvarande situationen beträffande bevarandet av de fågelarter som avses i artikel 1 (artikel 13). Fågeldirektivet är styrande för tillsynsansvariga myndigheters ärendehantering, ställningstaganden och beslutsfattande.</w:t>
+      </w:r>
+    </w:p>
+    <w:p>
+      <w:r>
+        <w:rPr>
+          <w:b/>
+        </w:rPr>
+        <w:t>Spillkråka (§4)</w:t>
+      </w:r>
+      <w:r>
+        <w:t xml:space="preserve"> omfattas av bilaga 1 i EU:s fågeldirektiv och är typisk art för </w:t>
+      </w:r>
+      <w:r>
+        <w:rPr>
+          <w:i/>
+        </w:rPr>
+        <w:t xml:space="preserve">9010 Taiga </w:t>
+      </w:r>
+      <w:r>
+        <w:t>och</w:t>
+      </w:r>
+      <w:r>
+        <w:rPr>
+          <w:i/>
+        </w:rPr>
+        <w:t xml:space="preserve"> 9740 Skogsbevuxen myr</w:t>
+      </w:r>
+      <w:r>
+        <w:t>. Den behöver grova träd, främst tall, asp och bok som boträd. Skogsbruk med korta omloppstider och täta, homogena ungskogar utgör det största hotet. Spillkråka är en nyckelart i skogliga miljöer vars övergivna bohål utnyttjas av flera andra hålhäckande fågelarter och fladdermöss, däribland pärluggla (EN, §4), knipa (§4), salskrake (§4) och skogsduva (§4). Hökuggla (VU, §4) och slaguggla (§4) häckar ofta i högstubbar som brutits av i höjd med ett gammalt spillkråkebo (SLU Artdatabanken, 2026; Skogsstyrelsen, 2016).</w:t>
+      </w:r>
+    </w:p>
+    <w:p>
+      <w:r>
+        <w:t>I BILAGA 1 finns mer detaljerad information om ekologi samt krav på livsmiljö hos fridlysta arter.</w:t>
+      </w:r>
+    </w:p>
+    <w:p>
+      <w:pPr>
+        <w:pStyle w:val="Heading2"/>
+      </w:pPr>
+      <w:r>
+        <w:t>Övriga naturvårdsarter</w:t>
       </w:r>
     </w:p>
     <w:p>
@@ -295,67 +368,6 @@
       </w:r>
       <w:r>
         <w:t xml:space="preserve"> bildar mykorrhiza med gran och tall i örtrik kalkbarrskog. Den uppträder huvudsakligen i äldre barrskogar så kallade ”bondeskogar” med en lång trädkontinuitet. Minskningstakten uppgår till 15 % inom 50 år och bedöms vara nära gränsvärdet för Sårbar (VU). (A2c+3c+4c). Virkesrika, äldre barrskogar med hög bonitet, på bättre jordar är en bristvara i befintliga, skyddade områden i Sverige och fler örtrika barrskogar med trädkontinuitet måste skyddas i större utsträckning än vad som tidigare gjorts. Områden med odörspindling bör inte gallras eller plockhuggas om inte huggningen efterföljs av skogsbete (SLU Artdatabanken, 2024).</w:t>
-      </w:r>
-    </w:p>
-    <w:p>
-      <w:pPr>
-        <w:pStyle w:val="Heading1"/>
-      </w:pPr>
-      <w:r>
-        <w:t>Fridlysta arter</w:t>
-      </w:r>
-    </w:p>
-    <w:p>
-      <w:r>
-        <w:t>Följande fridlysta arter har sina livsmiljöer och växtplatser i den avverkningsanmälda skogen: spillkråka (NT, §4).</w:t>
-      </w:r>
-    </w:p>
-    <w:p>
-      <w:r>
-        <w:t xml:space="preserve">Observera att medlemsländerna är skyldiga att agera i enlighet med EU:s fågeldirektiv där det uttryckligen står att direktivet gäller för fåglar samt för deras ägg, bon och </w:t>
-      </w:r>
-      <w:r>
-        <w:rPr>
-          <w:b/>
-        </w:rPr>
-        <w:t xml:space="preserve">livsmiljöer </w:t>
-      </w:r>
-      <w:r>
-        <w:t>(artikel 1). Vidare att de åtgärder som vidtas inte får leda till en försämring av den nuvarande situationen beträffande bevarandet av de fågelarter som avses i artikel 1 (artikel 13). Fågeldirektivet är styrande för tillsynsansvariga myndigheters ärendehantering, ställningstaganden och beslutsfattande.</w:t>
-      </w:r>
-    </w:p>
-    <w:p>
-      <w:r>
-        <w:rPr>
-          <w:b/>
-        </w:rPr>
-        <w:t>Spillkråka (§4)</w:t>
-      </w:r>
-      <w:r>
-        <w:t xml:space="preserve"> omfattas av bilaga 1 i EU:s fågeldirektiv och är typisk art för </w:t>
-      </w:r>
-      <w:r>
-        <w:rPr>
-          <w:i/>
-        </w:rPr>
-        <w:t xml:space="preserve">9010 Taiga </w:t>
-      </w:r>
-      <w:r>
-        <w:t>och</w:t>
-      </w:r>
-      <w:r>
-        <w:rPr>
-          <w:i/>
-        </w:rPr>
-        <w:t xml:space="preserve"> 9740 Skogsbevuxen myr</w:t>
-      </w:r>
-      <w:r>
-        <w:t>. Den behöver grova träd, främst tall, asp och bok som boträd. Skogsbruk med korta omloppstider och täta, homogena ungskogar utgör det största hotet. Spillkråka är en nyckelart i skogliga miljöer vars övergivna bohål utnyttjas av flera andra hålhäckande fågelarter och fladdermöss, däribland pärluggla (EN, §4), knipa (§4), salskrake (§4) och skogsduva (§4). Hökuggla (VU, §4) och slaguggla (§4) häckar ofta i högstubbar som brutits av i höjd med ett gammalt spillkråkebo (SLU Artdatabanken, 2026; Skogsstyrelsen, 2016).</w:t>
-      </w:r>
-    </w:p>
-    <w:p>
-      <w:r>
-        <w:t>I BILAGA 1 finns mer detaljerad information om ekologi samt krav på livsmiljö hos fridlysta arter.</w:t>
       </w:r>
     </w:p>
     <w:p>
@@ -464,7 +476,7 @@
         <w:rPr>
           <w:i/>
         </w:rPr>
-        <w:t>I det avverkningsanmälda skogsområdet har 5 naturvårdsarter varav 3 rödlistade arter sina livsmiljöer och växtplatser.</w:t>
+        <w:t>I det avverkningsanmälda skogsområdet har 7 naturvårdsarter varav 5 rödlistade arter sina livsmiljöer och växtplatser.</w:t>
       </w:r>
     </w:p>
     <w:p>
@@ -754,7 +766,7 @@
 </file>
 
 <file path=word/endnotes.xml><?xml version="1.0" encoding="utf-8"?>
-<w:endnotes xmlns:wpc="http://schemas.microsoft.com/office/word/2010/wordprocessingCanvas" xmlns:cx="http://schemas.microsoft.com/office/drawing/2014/chartex" xmlns:cx1="http://schemas.microsoft.com/office/drawing/2015/9/8/chartex" xmlns:cx2="http://schemas.microsoft.com/office/drawing/2015/10/21/chartex" xmlns:cx3="http://schemas.microsoft.com/office/drawing/2016/5/9/chartex" xmlns:cx4="http://schemas.microsoft.com/office/drawing/2016/5/10/chartex" xmlns:cx5="http://schemas.microsoft.com/office/drawing/2016/5/11/chartex" xmlns:cx6="http://schemas.microsoft.com/office/drawing/2016/5/12/chartex" xmlns:cx7="http://schemas.microsoft.com/office/drawing/2016/5/13/chartex" xmlns:cx8="http://schemas.microsoft.com/office/drawing/2016/5/14/chartex" xmlns:mc="http://schemas.openxmlformats.org/markup-compatibility/2006" xmlns:aink="http://schemas.microsoft.com/office/drawing/2016/ink" xmlns:am3d="http://schemas.microsoft.com/office/drawing/2017/model3d" xmlns:o="urn:schemas-microsoft-com:office:office" xmlns:oel="http://schemas.microsoft.com/office/2019/extlst" xmlns:r="http://schemas.openxmlformats.org/officeDocument/2006/relationships" xmlns:m="http://schemas.openxmlformats.org/officeDocument/2006/math" xmlns:v="urn:schemas-microsoft-com:vml" xmlns:wp14="http://schemas.microsoft.com/office/word/2010/wordprocessingDrawing" xmlns:wp="http://schemas.openxmlformats.org/drawingml/2006/wordprocessingDrawing" xmlns:w10="urn:schemas-microsoft-com:office:word" xmlns:w="http://schemas.openxmlformats.org/wordprocessingml/2006/main" xmlns:w14="http://schemas.microsoft.com/office/word/2010/wordml" xmlns:w15="http://schemas.microsoft.com/office/word/2012/wordml" xmlns:w16cex="http://schemas.microsoft.com/office/word/2018/wordml/cex" xmlns:w16cid="http://schemas.microsoft.com/office/word/2016/wordml/cid" xmlns:w16="http://schemas.microsoft.com/office/word/2018/wordml" xmlns:w16sdtdh="http://schemas.microsoft.com/office/word/2020/wordml/sdtdatahash" xmlns:w16se="http://schemas.microsoft.com/office/word/2015/wordml/symex" xmlns:wpg="http://schemas.microsoft.com/office/word/2010/wordprocessingGroup" xmlns:wpi="http://schemas.microsoft.com/office/word/2010/wordprocessingInk" xmlns:wne="http://schemas.microsoft.com/office/word/2006/wordml" xmlns:wps="http://schemas.microsoft.com/office/word/2010/wordprocessingShape" mc:Ignorable="w14 w15 w16se w16cid w16 w16cex w16sdtdh wp14">
+<w:endnotes xmlns:wpc="http://schemas.microsoft.com/office/word/2010/wordprocessingCanvas" xmlns:cx="http://schemas.microsoft.com/office/drawing/2014/chartex" xmlns:cx1="http://schemas.microsoft.com/office/drawing/2015/9/8/chartex" xmlns:cx2="http://schemas.microsoft.com/office/drawing/2015/10/21/chartex" xmlns:cx3="http://schemas.microsoft.com/office/drawing/2016/5/9/chartex" xmlns:cx4="http://schemas.microsoft.com/office/drawing/2016/5/10/chartex" xmlns:cx5="http://schemas.microsoft.com/office/drawing/2016/5/11/chartex" xmlns:cx6="http://schemas.microsoft.com/office/drawing/2016/5/12/chartex" xmlns:cx7="http://schemas.microsoft.com/office/drawing/2016/5/13/chartex" xmlns:cx8="http://schemas.microsoft.com/office/drawing/2016/5/14/chartex" xmlns:mc="http://schemas.openxmlformats.org/markup-compatibility/2006" xmlns:aink="http://schemas.microsoft.com/office/drawing/2016/ink" xmlns:am3d="http://schemas.microsoft.com/office/drawing/2017/model3d" xmlns:o="urn:schemas-microsoft-com:office:office" xmlns:oel="http://schemas.microsoft.com/office/2019/extlst" xmlns:r="http://schemas.openxmlformats.org/officeDocument/2006/relationships" xmlns:m="http://schemas.openxmlformats.org/officeDocument/2006/math" xmlns:v="urn:schemas-microsoft-com:vml" xmlns:wp14="http://schemas.microsoft.com/office/word/2010/wordprocessingDrawing" xmlns:wp="http://schemas.openxmlformats.org/drawingml/2006/wordprocessingDrawing" xmlns:w10="urn:schemas-microsoft-com:office:word" xmlns:w="http://schemas.openxmlformats.org/wordprocessingml/2006/main" xmlns:w14="http://schemas.microsoft.com/office/word/2010/wordml" xmlns:w15="http://schemas.microsoft.com/office/word/2012/wordml" xmlns:w16cex="http://schemas.microsoft.com/office/word/2018/wordml/cex" xmlns:w16cid="http://schemas.microsoft.com/office/word/2016/wordml/cid" xmlns:w16="http://schemas.microsoft.com/office/word/2018/wordml" xmlns:w16du="http://schemas.microsoft.com/office/word/2023/wordml/word16du" xmlns:w16sdtdh="http://schemas.microsoft.com/office/word/2020/wordml/sdtdatahash" xmlns:w16sdtfl="http://schemas.microsoft.com/office/word/2024/wordml/sdtformatlock" xmlns:w16se="http://schemas.microsoft.com/office/word/2015/wordml/symex" xmlns:wpg="http://schemas.microsoft.com/office/word/2010/wordprocessingGroup" xmlns:wpi="http://schemas.microsoft.com/office/word/2010/wordprocessingInk" xmlns:wne="http://schemas.microsoft.com/office/word/2006/wordml" xmlns:wps="http://schemas.microsoft.com/office/word/2010/wordprocessingShape" mc:Ignorable="w14 w15 w16se w16cid w16 w16cex w16sdtdh w16sdtfl w16du wp14">
   <w:endnote w:type="separator" w:id="-1">
     <w:p>
       <w:pPr>
@@ -779,7 +791,7 @@
 </file>
 
 <file path=word/footer1.xml><?xml version="1.0" encoding="utf-8"?>
-<w:ftr xmlns:wpc="http://schemas.microsoft.com/office/word/2010/wordprocessingCanvas" xmlns:cx="http://schemas.microsoft.com/office/drawing/2014/chartex" xmlns:cx1="http://schemas.microsoft.com/office/drawing/2015/9/8/chartex" xmlns:cx2="http://schemas.microsoft.com/office/drawing/2015/10/21/chartex" xmlns:cx3="http://schemas.microsoft.com/office/drawing/2016/5/9/chartex" xmlns:cx4="http://schemas.microsoft.com/office/drawing/2016/5/10/chartex" xmlns:cx5="http://schemas.microsoft.com/office/drawing/2016/5/11/chartex" xmlns:cx6="http://schemas.microsoft.com/office/drawing/2016/5/12/chartex" xmlns:cx7="http://schemas.microsoft.com/office/drawing/2016/5/13/chartex" xmlns:cx8="http://schemas.microsoft.com/office/drawing/2016/5/14/chartex" xmlns:mc="http://schemas.openxmlformats.org/markup-compatibility/2006" xmlns:aink="http://schemas.microsoft.com/office/drawing/2016/ink" xmlns:am3d="http://schemas.microsoft.com/office/drawing/2017/model3d" xmlns:o="urn:schemas-microsoft-com:office:office" xmlns:oel="http://schemas.microsoft.com/office/2019/extlst" xmlns:r="http://schemas.openxmlformats.org/officeDocument/2006/relationships" xmlns:m="http://schemas.openxmlformats.org/officeDocument/2006/math" xmlns:v="urn:schemas-microsoft-com:vml" xmlns:wp14="http://schemas.microsoft.com/office/word/2010/wordprocessingDrawing" xmlns:wp="http://schemas.openxmlformats.org/drawingml/2006/wordprocessingDrawing" xmlns:w10="urn:schemas-microsoft-com:office:word" xmlns:w="http://schemas.openxmlformats.org/wordprocessingml/2006/main" xmlns:w14="http://schemas.microsoft.com/office/word/2010/wordml" xmlns:w15="http://schemas.microsoft.com/office/word/2012/wordml" xmlns:w16cex="http://schemas.microsoft.com/office/word/2018/wordml/cex" xmlns:w16cid="http://schemas.microsoft.com/office/word/2016/wordml/cid" xmlns:w16="http://schemas.microsoft.com/office/word/2018/wordml" xmlns:w16sdtdh="http://schemas.microsoft.com/office/word/2020/wordml/sdtdatahash" xmlns:w16se="http://schemas.microsoft.com/office/word/2015/wordml/symex" xmlns:wpg="http://schemas.microsoft.com/office/word/2010/wordprocessingGroup" xmlns:wpi="http://schemas.microsoft.com/office/word/2010/wordprocessingInk" xmlns:wne="http://schemas.microsoft.com/office/word/2006/wordml" xmlns:wps="http://schemas.microsoft.com/office/word/2010/wordprocessingShape" mc:Ignorable="w14 w15 w16se w16cid w16 w16cex w16sdtdh wp14">
+<w:ftr xmlns:wpc="http://schemas.microsoft.com/office/word/2010/wordprocessingCanvas" xmlns:cx="http://schemas.microsoft.com/office/drawing/2014/chartex" xmlns:cx1="http://schemas.microsoft.com/office/drawing/2015/9/8/chartex" xmlns:cx2="http://schemas.microsoft.com/office/drawing/2015/10/21/chartex" xmlns:cx3="http://schemas.microsoft.com/office/drawing/2016/5/9/chartex" xmlns:cx4="http://schemas.microsoft.com/office/drawing/2016/5/10/chartex" xmlns:cx5="http://schemas.microsoft.com/office/drawing/2016/5/11/chartex" xmlns:cx6="http://schemas.microsoft.com/office/drawing/2016/5/12/chartex" xmlns:cx7="http://schemas.microsoft.com/office/drawing/2016/5/13/chartex" xmlns:cx8="http://schemas.microsoft.com/office/drawing/2016/5/14/chartex" xmlns:mc="http://schemas.openxmlformats.org/markup-compatibility/2006" xmlns:aink="http://schemas.microsoft.com/office/drawing/2016/ink" xmlns:am3d="http://schemas.microsoft.com/office/drawing/2017/model3d" xmlns:o="urn:schemas-microsoft-com:office:office" xmlns:oel="http://schemas.microsoft.com/office/2019/extlst" xmlns:r="http://schemas.openxmlformats.org/officeDocument/2006/relationships" xmlns:m="http://schemas.openxmlformats.org/officeDocument/2006/math" xmlns:v="urn:schemas-microsoft-com:vml" xmlns:wp14="http://schemas.microsoft.com/office/word/2010/wordprocessingDrawing" xmlns:wp="http://schemas.openxmlformats.org/drawingml/2006/wordprocessingDrawing" xmlns:w10="urn:schemas-microsoft-com:office:word" xmlns:w="http://schemas.openxmlformats.org/wordprocessingml/2006/main" xmlns:w14="http://schemas.microsoft.com/office/word/2010/wordml" xmlns:w15="http://schemas.microsoft.com/office/word/2012/wordml" xmlns:w16cex="http://schemas.microsoft.com/office/word/2018/wordml/cex" xmlns:w16cid="http://schemas.microsoft.com/office/word/2016/wordml/cid" xmlns:w16="http://schemas.microsoft.com/office/word/2018/wordml" xmlns:w16du="http://schemas.microsoft.com/office/word/2023/wordml/word16du" xmlns:w16sdtdh="http://schemas.microsoft.com/office/word/2020/wordml/sdtdatahash" xmlns:w16sdtfl="http://schemas.microsoft.com/office/word/2024/wordml/sdtformatlock" xmlns:w16se="http://schemas.microsoft.com/office/word/2015/wordml/symex" xmlns:wpg="http://schemas.microsoft.com/office/word/2010/wordprocessingGroup" xmlns:wpi="http://schemas.microsoft.com/office/word/2010/wordprocessingInk" xmlns:wne="http://schemas.microsoft.com/office/word/2006/wordml" xmlns:wps="http://schemas.microsoft.com/office/word/2010/wordprocessingShape" mc:Ignorable="w14 w15 w16se w16cid w16 w16cex w16sdtdh w16sdtfl w16du wp14">
   <w:p>
     <w:pPr>
       <w:pStyle w:val="Footer"/>
@@ -789,7 +801,7 @@
 </file>
 
 <file path=word/footer2.xml><?xml version="1.0" encoding="utf-8"?>
-<w:ftr xmlns:wpc="http://schemas.microsoft.com/office/word/2010/wordprocessingCanvas" xmlns:cx="http://schemas.microsoft.com/office/drawing/2014/chartex" xmlns:cx1="http://schemas.microsoft.com/office/drawing/2015/9/8/chartex" xmlns:cx2="http://schemas.microsoft.com/office/drawing/2015/10/21/chartex" xmlns:cx3="http://schemas.microsoft.com/office/drawing/2016/5/9/chartex" xmlns:cx4="http://schemas.microsoft.com/office/drawing/2016/5/10/chartex" xmlns:cx5="http://schemas.microsoft.com/office/drawing/2016/5/11/chartex" xmlns:cx6="http://schemas.microsoft.com/office/drawing/2016/5/12/chartex" xmlns:cx7="http://schemas.microsoft.com/office/drawing/2016/5/13/chartex" xmlns:cx8="http://schemas.microsoft.com/office/drawing/2016/5/14/chartex" xmlns:mc="http://schemas.openxmlformats.org/markup-compatibility/2006" xmlns:aink="http://schemas.microsoft.com/office/drawing/2016/ink" xmlns:am3d="http://schemas.microsoft.com/office/drawing/2017/model3d" xmlns:o="urn:schemas-microsoft-com:office:office" xmlns:oel="http://schemas.microsoft.com/office/2019/extlst" xmlns:r="http://schemas.openxmlformats.org/officeDocument/2006/relationships" xmlns:m="http://schemas.openxmlformats.org/officeDocument/2006/math" xmlns:v="urn:schemas-microsoft-com:vml" xmlns:wp14="http://schemas.microsoft.com/office/word/2010/wordprocessingDrawing" xmlns:wp="http://schemas.openxmlformats.org/drawingml/2006/wordprocessingDrawing" xmlns:w10="urn:schemas-microsoft-com:office:word" xmlns:w="http://schemas.openxmlformats.org/wordprocessingml/2006/main" xmlns:w14="http://schemas.microsoft.com/office/word/2010/wordml" xmlns:w15="http://schemas.microsoft.com/office/word/2012/wordml" xmlns:w16cex="http://schemas.microsoft.com/office/word/2018/wordml/cex" xmlns:w16cid="http://schemas.microsoft.com/office/word/2016/wordml/cid" xmlns:w16="http://schemas.microsoft.com/office/word/2018/wordml" xmlns:w16sdtdh="http://schemas.microsoft.com/office/word/2020/wordml/sdtdatahash" xmlns:w16se="http://schemas.microsoft.com/office/word/2015/wordml/symex" xmlns:wpg="http://schemas.microsoft.com/office/word/2010/wordprocessingGroup" xmlns:wpi="http://schemas.microsoft.com/office/word/2010/wordprocessingInk" xmlns:wne="http://schemas.microsoft.com/office/word/2006/wordml" xmlns:wps="http://schemas.microsoft.com/office/word/2010/wordprocessingShape" mc:Ignorable="w14 w15 w16se w16cid w16 w16cex w16sdtdh wp14">
+<w:ftr xmlns:wpc="http://schemas.microsoft.com/office/word/2010/wordprocessingCanvas" xmlns:cx="http://schemas.microsoft.com/office/drawing/2014/chartex" xmlns:cx1="http://schemas.microsoft.com/office/drawing/2015/9/8/chartex" xmlns:cx2="http://schemas.microsoft.com/office/drawing/2015/10/21/chartex" xmlns:cx3="http://schemas.microsoft.com/office/drawing/2016/5/9/chartex" xmlns:cx4="http://schemas.microsoft.com/office/drawing/2016/5/10/chartex" xmlns:cx5="http://schemas.microsoft.com/office/drawing/2016/5/11/chartex" xmlns:cx6="http://schemas.microsoft.com/office/drawing/2016/5/12/chartex" xmlns:cx7="http://schemas.microsoft.com/office/drawing/2016/5/13/chartex" xmlns:cx8="http://schemas.microsoft.com/office/drawing/2016/5/14/chartex" xmlns:mc="http://schemas.openxmlformats.org/markup-compatibility/2006" xmlns:aink="http://schemas.microsoft.com/office/drawing/2016/ink" xmlns:am3d="http://schemas.microsoft.com/office/drawing/2017/model3d" xmlns:o="urn:schemas-microsoft-com:office:office" xmlns:oel="http://schemas.microsoft.com/office/2019/extlst" xmlns:r="http://schemas.openxmlformats.org/officeDocument/2006/relationships" xmlns:m="http://schemas.openxmlformats.org/officeDocument/2006/math" xmlns:v="urn:schemas-microsoft-com:vml" xmlns:wp14="http://schemas.microsoft.com/office/word/2010/wordprocessingDrawing" xmlns:wp="http://schemas.openxmlformats.org/drawingml/2006/wordprocessingDrawing" xmlns:w10="urn:schemas-microsoft-com:office:word" xmlns:w="http://schemas.openxmlformats.org/wordprocessingml/2006/main" xmlns:w14="http://schemas.microsoft.com/office/word/2010/wordml" xmlns:w15="http://schemas.microsoft.com/office/word/2012/wordml" xmlns:w16cex="http://schemas.microsoft.com/office/word/2018/wordml/cex" xmlns:w16cid="http://schemas.microsoft.com/office/word/2016/wordml/cid" xmlns:w16="http://schemas.microsoft.com/office/word/2018/wordml" xmlns:w16du="http://schemas.microsoft.com/office/word/2023/wordml/word16du" xmlns:w16sdtdh="http://schemas.microsoft.com/office/word/2020/wordml/sdtdatahash" xmlns:w16sdtfl="http://schemas.microsoft.com/office/word/2024/wordml/sdtformatlock" xmlns:w16se="http://schemas.microsoft.com/office/word/2015/wordml/symex" xmlns:wpg="http://schemas.microsoft.com/office/word/2010/wordprocessingGroup" xmlns:wpi="http://schemas.microsoft.com/office/word/2010/wordprocessingInk" xmlns:wne="http://schemas.microsoft.com/office/word/2006/wordml" xmlns:wps="http://schemas.microsoft.com/office/word/2010/wordprocessingShape" mc:Ignorable="w14 w15 w16se w16cid w16 w16cex w16sdtdh w16sdtfl w16du wp14">
   <w:p>
     <w:pPr>
       <w:pStyle w:val="Footer"/>
@@ -799,7 +811,7 @@
 </file>
 
 <file path=word/footer3.xml><?xml version="1.0" encoding="utf-8"?>
-<w:ftr xmlns:wpc="http://schemas.microsoft.com/office/word/2010/wordprocessingCanvas" xmlns:cx="http://schemas.microsoft.com/office/drawing/2014/chartex" xmlns:cx1="http://schemas.microsoft.com/office/drawing/2015/9/8/chartex" xmlns:cx2="http://schemas.microsoft.com/office/drawing/2015/10/21/chartex" xmlns:cx3="http://schemas.microsoft.com/office/drawing/2016/5/9/chartex" xmlns:cx4="http://schemas.microsoft.com/office/drawing/2016/5/10/chartex" xmlns:cx5="http://schemas.microsoft.com/office/drawing/2016/5/11/chartex" xmlns:cx6="http://schemas.microsoft.com/office/drawing/2016/5/12/chartex" xmlns:cx7="http://schemas.microsoft.com/office/drawing/2016/5/13/chartex" xmlns:cx8="http://schemas.microsoft.com/office/drawing/2016/5/14/chartex" xmlns:mc="http://schemas.openxmlformats.org/markup-compatibility/2006" xmlns:aink="http://schemas.microsoft.com/office/drawing/2016/ink" xmlns:am3d="http://schemas.microsoft.com/office/drawing/2017/model3d" xmlns:o="urn:schemas-microsoft-com:office:office" xmlns:oel="http://schemas.microsoft.com/office/2019/extlst" xmlns:r="http://schemas.openxmlformats.org/officeDocument/2006/relationships" xmlns:m="http://schemas.openxmlformats.org/officeDocument/2006/math" xmlns:v="urn:schemas-microsoft-com:vml" xmlns:wp14="http://schemas.microsoft.com/office/word/2010/wordprocessingDrawing" xmlns:wp="http://schemas.openxmlformats.org/drawingml/2006/wordprocessingDrawing" xmlns:w10="urn:schemas-microsoft-com:office:word" xmlns:w="http://schemas.openxmlformats.org/wordprocessingml/2006/main" xmlns:w14="http://schemas.microsoft.com/office/word/2010/wordml" xmlns:w15="http://schemas.microsoft.com/office/word/2012/wordml" xmlns:w16cex="http://schemas.microsoft.com/office/word/2018/wordml/cex" xmlns:w16cid="http://schemas.microsoft.com/office/word/2016/wordml/cid" xmlns:w16="http://schemas.microsoft.com/office/word/2018/wordml" xmlns:w16sdtdh="http://schemas.microsoft.com/office/word/2020/wordml/sdtdatahash" xmlns:w16se="http://schemas.microsoft.com/office/word/2015/wordml/symex" xmlns:wpg="http://schemas.microsoft.com/office/word/2010/wordprocessingGroup" xmlns:wpi="http://schemas.microsoft.com/office/word/2010/wordprocessingInk" xmlns:wne="http://schemas.microsoft.com/office/word/2006/wordml" xmlns:wps="http://schemas.microsoft.com/office/word/2010/wordprocessingShape" mc:Ignorable="w14 w15 w16se w16cid w16 w16cex w16sdtdh wp14">
+<w:ftr xmlns:wpc="http://schemas.microsoft.com/office/word/2010/wordprocessingCanvas" xmlns:cx="http://schemas.microsoft.com/office/drawing/2014/chartex" xmlns:cx1="http://schemas.microsoft.com/office/drawing/2015/9/8/chartex" xmlns:cx2="http://schemas.microsoft.com/office/drawing/2015/10/21/chartex" xmlns:cx3="http://schemas.microsoft.com/office/drawing/2016/5/9/chartex" xmlns:cx4="http://schemas.microsoft.com/office/drawing/2016/5/10/chartex" xmlns:cx5="http://schemas.microsoft.com/office/drawing/2016/5/11/chartex" xmlns:cx6="http://schemas.microsoft.com/office/drawing/2016/5/12/chartex" xmlns:cx7="http://schemas.microsoft.com/office/drawing/2016/5/13/chartex" xmlns:cx8="http://schemas.microsoft.com/office/drawing/2016/5/14/chartex" xmlns:mc="http://schemas.openxmlformats.org/markup-compatibility/2006" xmlns:aink="http://schemas.microsoft.com/office/drawing/2016/ink" xmlns:am3d="http://schemas.microsoft.com/office/drawing/2017/model3d" xmlns:o="urn:schemas-microsoft-com:office:office" xmlns:oel="http://schemas.microsoft.com/office/2019/extlst" xmlns:r="http://schemas.openxmlformats.org/officeDocument/2006/relationships" xmlns:m="http://schemas.openxmlformats.org/officeDocument/2006/math" xmlns:v="urn:schemas-microsoft-com:vml" xmlns:wp14="http://schemas.microsoft.com/office/word/2010/wordprocessingDrawing" xmlns:wp="http://schemas.openxmlformats.org/drawingml/2006/wordprocessingDrawing" xmlns:w10="urn:schemas-microsoft-com:office:word" xmlns:w="http://schemas.openxmlformats.org/wordprocessingml/2006/main" xmlns:w14="http://schemas.microsoft.com/office/word/2010/wordml" xmlns:w15="http://schemas.microsoft.com/office/word/2012/wordml" xmlns:w16cex="http://schemas.microsoft.com/office/word/2018/wordml/cex" xmlns:w16cid="http://schemas.microsoft.com/office/word/2016/wordml/cid" xmlns:w16="http://schemas.microsoft.com/office/word/2018/wordml" xmlns:w16du="http://schemas.microsoft.com/office/word/2023/wordml/word16du" xmlns:w16sdtdh="http://schemas.microsoft.com/office/word/2020/wordml/sdtdatahash" xmlns:w16sdtfl="http://schemas.microsoft.com/office/word/2024/wordml/sdtformatlock" xmlns:w16se="http://schemas.microsoft.com/office/word/2015/wordml/symex" xmlns:wpg="http://schemas.microsoft.com/office/word/2010/wordprocessingGroup" xmlns:wpi="http://schemas.microsoft.com/office/word/2010/wordprocessingInk" xmlns:wne="http://schemas.microsoft.com/office/word/2006/wordml" xmlns:wps="http://schemas.microsoft.com/office/word/2010/wordprocessingShape" mc:Ignorable="w14 w15 w16se w16cid w16 w16cex w16sdtdh w16sdtfl w16du wp14">
   <w:p>
     <w:pPr>
       <w:pStyle w:val="Footer"/>
@@ -809,7 +821,7 @@
 </file>
 
 <file path=word/footnotes.xml><?xml version="1.0" encoding="utf-8"?>
-<w:footnotes xmlns:wpc="http://schemas.microsoft.com/office/word/2010/wordprocessingCanvas" xmlns:cx="http://schemas.microsoft.com/office/drawing/2014/chartex" xmlns:cx1="http://schemas.microsoft.com/office/drawing/2015/9/8/chartex" xmlns:cx2="http://schemas.microsoft.com/office/drawing/2015/10/21/chartex" xmlns:cx3="http://schemas.microsoft.com/office/drawing/2016/5/9/chartex" xmlns:cx4="http://schemas.microsoft.com/office/drawing/2016/5/10/chartex" xmlns:cx5="http://schemas.microsoft.com/office/drawing/2016/5/11/chartex" xmlns:cx6="http://schemas.microsoft.com/office/drawing/2016/5/12/chartex" xmlns:cx7="http://schemas.microsoft.com/office/drawing/2016/5/13/chartex" xmlns:cx8="http://schemas.microsoft.com/office/drawing/2016/5/14/chartex" xmlns:mc="http://schemas.openxmlformats.org/markup-compatibility/2006" xmlns:aink="http://schemas.microsoft.com/office/drawing/2016/ink" xmlns:am3d="http://schemas.microsoft.com/office/drawing/2017/model3d" xmlns:o="urn:schemas-microsoft-com:office:office" xmlns:oel="http://schemas.microsoft.com/office/2019/extlst" xmlns:r="http://schemas.openxmlformats.org/officeDocument/2006/relationships" xmlns:m="http://schemas.openxmlformats.org/officeDocument/2006/math" xmlns:v="urn:schemas-microsoft-com:vml" xmlns:wp14="http://schemas.microsoft.com/office/word/2010/wordprocessingDrawing" xmlns:wp="http://schemas.openxmlformats.org/drawingml/2006/wordprocessingDrawing" xmlns:w10="urn:schemas-microsoft-com:office:word" xmlns:w="http://schemas.openxmlformats.org/wordprocessingml/2006/main" xmlns:w14="http://schemas.microsoft.com/office/word/2010/wordml" xmlns:w15="http://schemas.microsoft.com/office/word/2012/wordml" xmlns:w16cex="http://schemas.microsoft.com/office/word/2018/wordml/cex" xmlns:w16cid="http://schemas.microsoft.com/office/word/2016/wordml/cid" xmlns:w16="http://schemas.microsoft.com/office/word/2018/wordml" xmlns:w16sdtdh="http://schemas.microsoft.com/office/word/2020/wordml/sdtdatahash" xmlns:w16se="http://schemas.microsoft.com/office/word/2015/wordml/symex" xmlns:wpg="http://schemas.microsoft.com/office/word/2010/wordprocessingGroup" xmlns:wpi="http://schemas.microsoft.com/office/word/2010/wordprocessingInk" xmlns:wne="http://schemas.microsoft.com/office/word/2006/wordml" xmlns:wps="http://schemas.microsoft.com/office/word/2010/wordprocessingShape" mc:Ignorable="w14 w15 w16se w16cid w16 w16cex w16sdtdh wp14">
+<w:footnotes xmlns:wpc="http://schemas.microsoft.com/office/word/2010/wordprocessingCanvas" xmlns:cx="http://schemas.microsoft.com/office/drawing/2014/chartex" xmlns:cx1="http://schemas.microsoft.com/office/drawing/2015/9/8/chartex" xmlns:cx2="http://schemas.microsoft.com/office/drawing/2015/10/21/chartex" xmlns:cx3="http://schemas.microsoft.com/office/drawing/2016/5/9/chartex" xmlns:cx4="http://schemas.microsoft.com/office/drawing/2016/5/10/chartex" xmlns:cx5="http://schemas.microsoft.com/office/drawing/2016/5/11/chartex" xmlns:cx6="http://schemas.microsoft.com/office/drawing/2016/5/12/chartex" xmlns:cx7="http://schemas.microsoft.com/office/drawing/2016/5/13/chartex" xmlns:cx8="http://schemas.microsoft.com/office/drawing/2016/5/14/chartex" xmlns:mc="http://schemas.openxmlformats.org/markup-compatibility/2006" xmlns:aink="http://schemas.microsoft.com/office/drawing/2016/ink" xmlns:am3d="http://schemas.microsoft.com/office/drawing/2017/model3d" xmlns:o="urn:schemas-microsoft-com:office:office" xmlns:oel="http://schemas.microsoft.com/office/2019/extlst" xmlns:r="http://schemas.openxmlformats.org/officeDocument/2006/relationships" xmlns:m="http://schemas.openxmlformats.org/officeDocument/2006/math" xmlns:v="urn:schemas-microsoft-com:vml" xmlns:wp14="http://schemas.microsoft.com/office/word/2010/wordprocessingDrawing" xmlns:wp="http://schemas.openxmlformats.org/drawingml/2006/wordprocessingDrawing" xmlns:w10="urn:schemas-microsoft-com:office:word" xmlns:w="http://schemas.openxmlformats.org/wordprocessingml/2006/main" xmlns:w14="http://schemas.microsoft.com/office/word/2010/wordml" xmlns:w15="http://schemas.microsoft.com/office/word/2012/wordml" xmlns:w16cex="http://schemas.microsoft.com/office/word/2018/wordml/cex" xmlns:w16cid="http://schemas.microsoft.com/office/word/2016/wordml/cid" xmlns:w16="http://schemas.microsoft.com/office/word/2018/wordml" xmlns:w16du="http://schemas.microsoft.com/office/word/2023/wordml/word16du" xmlns:w16sdtdh="http://schemas.microsoft.com/office/word/2020/wordml/sdtdatahash" xmlns:w16sdtfl="http://schemas.microsoft.com/office/word/2024/wordml/sdtformatlock" xmlns:w16se="http://schemas.microsoft.com/office/word/2015/wordml/symex" xmlns:wpg="http://schemas.microsoft.com/office/word/2010/wordprocessingGroup" xmlns:wpi="http://schemas.microsoft.com/office/word/2010/wordprocessingInk" xmlns:wne="http://schemas.microsoft.com/office/word/2006/wordml" xmlns:wps="http://schemas.microsoft.com/office/word/2010/wordprocessingShape" mc:Ignorable="w14 w15 w16se w16cid w16 w16cex w16sdtdh w16sdtfl w16du wp14">
   <w:footnote w:type="separator" w:id="-1">
     <w:p>
       <w:pPr>
@@ -834,7 +846,7 @@
 </file>
 
 <file path=word/header1.xml><?xml version="1.0" encoding="utf-8"?>
-<w:hdr xmlns:wpc="http://schemas.microsoft.com/office/word/2010/wordprocessingCanvas" xmlns:cx="http://schemas.microsoft.com/office/drawing/2014/chartex" xmlns:cx1="http://schemas.microsoft.com/office/drawing/2015/9/8/chartex" xmlns:cx2="http://schemas.microsoft.com/office/drawing/2015/10/21/chartex" xmlns:cx3="http://schemas.microsoft.com/office/drawing/2016/5/9/chartex" xmlns:cx4="http://schemas.microsoft.com/office/drawing/2016/5/10/chartex" xmlns:cx5="http://schemas.microsoft.com/office/drawing/2016/5/11/chartex" xmlns:cx6="http://schemas.microsoft.com/office/drawing/2016/5/12/chartex" xmlns:cx7="http://schemas.microsoft.com/office/drawing/2016/5/13/chartex" xmlns:cx8="http://schemas.microsoft.com/office/drawing/2016/5/14/chartex" xmlns:mc="http://schemas.openxmlformats.org/markup-compatibility/2006" xmlns:aink="http://schemas.microsoft.com/office/drawing/2016/ink" xmlns:am3d="http://schemas.microsoft.com/office/drawing/2017/model3d" xmlns:o="urn:schemas-microsoft-com:office:office" xmlns:oel="http://schemas.microsoft.com/office/2019/extlst" xmlns:r="http://schemas.openxmlformats.org/officeDocument/2006/relationships" xmlns:m="http://schemas.openxmlformats.org/officeDocument/2006/math" xmlns:v="urn:schemas-microsoft-com:vml" xmlns:wp14="http://schemas.microsoft.com/office/word/2010/wordprocessingDrawing" xmlns:wp="http://schemas.openxmlformats.org/drawingml/2006/wordprocessingDrawing" xmlns:w10="urn:schemas-microsoft-com:office:word" xmlns:w="http://schemas.openxmlformats.org/wordprocessingml/2006/main" xmlns:w14="http://schemas.microsoft.com/office/word/2010/wordml" xmlns:w15="http://schemas.microsoft.com/office/word/2012/wordml" xmlns:w16cex="http://schemas.microsoft.com/office/word/2018/wordml/cex" xmlns:w16cid="http://schemas.microsoft.com/office/word/2016/wordml/cid" xmlns:w16="http://schemas.microsoft.com/office/word/2018/wordml" xmlns:w16sdtdh="http://schemas.microsoft.com/office/word/2020/wordml/sdtdatahash" xmlns:w16se="http://schemas.microsoft.com/office/word/2015/wordml/symex" xmlns:wpg="http://schemas.microsoft.com/office/word/2010/wordprocessingGroup" xmlns:wpi="http://schemas.microsoft.com/office/word/2010/wordprocessingInk" xmlns:wne="http://schemas.microsoft.com/office/word/2006/wordml" xmlns:wps="http://schemas.microsoft.com/office/word/2010/wordprocessingShape" mc:Ignorable="w14 w15 w16se w16cid w16 w16cex w16sdtdh wp14">
+<w:hdr xmlns:wpc="http://schemas.microsoft.com/office/word/2010/wordprocessingCanvas" xmlns:cx="http://schemas.microsoft.com/office/drawing/2014/chartex" xmlns:cx1="http://schemas.microsoft.com/office/drawing/2015/9/8/chartex" xmlns:cx2="http://schemas.microsoft.com/office/drawing/2015/10/21/chartex" xmlns:cx3="http://schemas.microsoft.com/office/drawing/2016/5/9/chartex" xmlns:cx4="http://schemas.microsoft.com/office/drawing/2016/5/10/chartex" xmlns:cx5="http://schemas.microsoft.com/office/drawing/2016/5/11/chartex" xmlns:cx6="http://schemas.microsoft.com/office/drawing/2016/5/12/chartex" xmlns:cx7="http://schemas.microsoft.com/office/drawing/2016/5/13/chartex" xmlns:cx8="http://schemas.microsoft.com/office/drawing/2016/5/14/chartex" xmlns:mc="http://schemas.openxmlformats.org/markup-compatibility/2006" xmlns:aink="http://schemas.microsoft.com/office/drawing/2016/ink" xmlns:am3d="http://schemas.microsoft.com/office/drawing/2017/model3d" xmlns:o="urn:schemas-microsoft-com:office:office" xmlns:oel="http://schemas.microsoft.com/office/2019/extlst" xmlns:r="http://schemas.openxmlformats.org/officeDocument/2006/relationships" xmlns:m="http://schemas.openxmlformats.org/officeDocument/2006/math" xmlns:v="urn:schemas-microsoft-com:vml" xmlns:wp14="http://schemas.microsoft.com/office/word/2010/wordprocessingDrawing" xmlns:wp="http://schemas.openxmlformats.org/drawingml/2006/wordprocessingDrawing" xmlns:w10="urn:schemas-microsoft-com:office:word" xmlns:w="http://schemas.openxmlformats.org/wordprocessingml/2006/main" xmlns:w14="http://schemas.microsoft.com/office/word/2010/wordml" xmlns:w15="http://schemas.microsoft.com/office/word/2012/wordml" xmlns:w16cex="http://schemas.microsoft.com/office/word/2018/wordml/cex" xmlns:w16cid="http://schemas.microsoft.com/office/word/2016/wordml/cid" xmlns:w16="http://schemas.microsoft.com/office/word/2018/wordml" xmlns:w16du="http://schemas.microsoft.com/office/word/2023/wordml/word16du" xmlns:w16sdtdh="http://schemas.microsoft.com/office/word/2020/wordml/sdtdatahash" xmlns:w16sdtfl="http://schemas.microsoft.com/office/word/2024/wordml/sdtformatlock" xmlns:w16se="http://schemas.microsoft.com/office/word/2015/wordml/symex" xmlns:wpg="http://schemas.microsoft.com/office/word/2010/wordprocessingGroup" xmlns:wpi="http://schemas.microsoft.com/office/word/2010/wordprocessingInk" xmlns:wne="http://schemas.microsoft.com/office/word/2006/wordml" xmlns:wps="http://schemas.microsoft.com/office/word/2010/wordprocessingShape" mc:Ignorable="w14 w15 w16se w16cid w16 w16cex w16sdtdh w16sdtfl w16du wp14">
   <w:p>
     <w:pPr>
       <w:pStyle w:val="Header"/>
@@ -844,7 +856,7 @@
 </file>
 
 <file path=word/header2.xml><?xml version="1.0" encoding="utf-8"?>
-<w:hdr xmlns:wpc="http://schemas.microsoft.com/office/word/2010/wordprocessingCanvas" xmlns:cx="http://schemas.microsoft.com/office/drawing/2014/chartex" xmlns:cx1="http://schemas.microsoft.com/office/drawing/2015/9/8/chartex" xmlns:cx2="http://schemas.microsoft.com/office/drawing/2015/10/21/chartex" xmlns:cx3="http://schemas.microsoft.com/office/drawing/2016/5/9/chartex" xmlns:cx4="http://schemas.microsoft.com/office/drawing/2016/5/10/chartex" xmlns:cx5="http://schemas.microsoft.com/office/drawing/2016/5/11/chartex" xmlns:cx6="http://schemas.microsoft.com/office/drawing/2016/5/12/chartex" xmlns:cx7="http://schemas.microsoft.com/office/drawing/2016/5/13/chartex" xmlns:cx8="http://schemas.microsoft.com/office/drawing/2016/5/14/chartex" xmlns:mc="http://schemas.openxmlformats.org/markup-compatibility/2006" xmlns:aink="http://schemas.microsoft.com/office/drawing/2016/ink" xmlns:am3d="http://schemas.microsoft.com/office/drawing/2017/model3d" xmlns:o="urn:schemas-microsoft-com:office:office" xmlns:oel="http://schemas.microsoft.com/office/2019/extlst" xmlns:r="http://schemas.openxmlformats.org/officeDocument/2006/relationships" xmlns:m="http://schemas.openxmlformats.org/officeDocument/2006/math" xmlns:v="urn:schemas-microsoft-com:vml" xmlns:wp14="http://schemas.microsoft.com/office/word/2010/wordprocessingDrawing" xmlns:wp="http://schemas.openxmlformats.org/drawingml/2006/wordprocessingDrawing" xmlns:w10="urn:schemas-microsoft-com:office:word" xmlns:w="http://schemas.openxmlformats.org/wordprocessingml/2006/main" xmlns:w14="http://schemas.microsoft.com/office/word/2010/wordml" xmlns:w15="http://schemas.microsoft.com/office/word/2012/wordml" xmlns:w16cex="http://schemas.microsoft.com/office/word/2018/wordml/cex" xmlns:w16cid="http://schemas.microsoft.com/office/word/2016/wordml/cid" xmlns:w16="http://schemas.microsoft.com/office/word/2018/wordml" xmlns:w16sdtdh="http://schemas.microsoft.com/office/word/2020/wordml/sdtdatahash" xmlns:w16se="http://schemas.microsoft.com/office/word/2015/wordml/symex" xmlns:wpg="http://schemas.microsoft.com/office/word/2010/wordprocessingGroup" xmlns:wpi="http://schemas.microsoft.com/office/word/2010/wordprocessingInk" xmlns:wne="http://schemas.microsoft.com/office/word/2006/wordml" xmlns:wps="http://schemas.microsoft.com/office/word/2010/wordprocessingShape" mc:Ignorable="w14 w15 w16se w16cid w16 w16cex w16sdtdh wp14">
+<w:hdr xmlns:wpc="http://schemas.microsoft.com/office/word/2010/wordprocessingCanvas" xmlns:cx="http://schemas.microsoft.com/office/drawing/2014/chartex" xmlns:cx1="http://schemas.microsoft.com/office/drawing/2015/9/8/chartex" xmlns:cx2="http://schemas.microsoft.com/office/drawing/2015/10/21/chartex" xmlns:cx3="http://schemas.microsoft.com/office/drawing/2016/5/9/chartex" xmlns:cx4="http://schemas.microsoft.com/office/drawing/2016/5/10/chartex" xmlns:cx5="http://schemas.microsoft.com/office/drawing/2016/5/11/chartex" xmlns:cx6="http://schemas.microsoft.com/office/drawing/2016/5/12/chartex" xmlns:cx7="http://schemas.microsoft.com/office/drawing/2016/5/13/chartex" xmlns:cx8="http://schemas.microsoft.com/office/drawing/2016/5/14/chartex" xmlns:mc="http://schemas.openxmlformats.org/markup-compatibility/2006" xmlns:aink="http://schemas.microsoft.com/office/drawing/2016/ink" xmlns:am3d="http://schemas.microsoft.com/office/drawing/2017/model3d" xmlns:o="urn:schemas-microsoft-com:office:office" xmlns:oel="http://schemas.microsoft.com/office/2019/extlst" xmlns:r="http://schemas.openxmlformats.org/officeDocument/2006/relationships" xmlns:m="http://schemas.openxmlformats.org/officeDocument/2006/math" xmlns:v="urn:schemas-microsoft-com:vml" xmlns:wp14="http://schemas.microsoft.com/office/word/2010/wordprocessingDrawing" xmlns:wp="http://schemas.openxmlformats.org/drawingml/2006/wordprocessingDrawing" xmlns:w10="urn:schemas-microsoft-com:office:word" xmlns:w="http://schemas.openxmlformats.org/wordprocessingml/2006/main" xmlns:w14="http://schemas.microsoft.com/office/word/2010/wordml" xmlns:w15="http://schemas.microsoft.com/office/word/2012/wordml" xmlns:w16cex="http://schemas.microsoft.com/office/word/2018/wordml/cex" xmlns:w16cid="http://schemas.microsoft.com/office/word/2016/wordml/cid" xmlns:w16="http://schemas.microsoft.com/office/word/2018/wordml" xmlns:w16du="http://schemas.microsoft.com/office/word/2023/wordml/word16du" xmlns:w16sdtdh="http://schemas.microsoft.com/office/word/2020/wordml/sdtdatahash" xmlns:w16sdtfl="http://schemas.microsoft.com/office/word/2024/wordml/sdtformatlock" xmlns:w16se="http://schemas.microsoft.com/office/word/2015/wordml/symex" xmlns:wpg="http://schemas.microsoft.com/office/word/2010/wordprocessingGroup" xmlns:wpi="http://schemas.microsoft.com/office/word/2010/wordprocessingInk" xmlns:wne="http://schemas.microsoft.com/office/word/2006/wordml" xmlns:wps="http://schemas.microsoft.com/office/word/2010/wordprocessingShape" mc:Ignorable="w14 w15 w16se w16cid w16 w16cex w16sdtdh w16sdtfl w16du wp14">
   <w:p>
     <w:pPr>
       <w:pStyle w:val="Header"/>
@@ -855,7 +867,7 @@
 </file>
 
 <file path=word/header3.xml><?xml version="1.0" encoding="utf-8"?>
-<w:hdr xmlns:wpc="http://schemas.microsoft.com/office/word/2010/wordprocessingCanvas" xmlns:cx="http://schemas.microsoft.com/office/drawing/2014/chartex" xmlns:cx1="http://schemas.microsoft.com/office/drawing/2015/9/8/chartex" xmlns:cx2="http://schemas.microsoft.com/office/drawing/2015/10/21/chartex" xmlns:cx3="http://schemas.microsoft.com/office/drawing/2016/5/9/chartex" xmlns:cx4="http://schemas.microsoft.com/office/drawing/2016/5/10/chartex" xmlns:cx5="http://schemas.microsoft.com/office/drawing/2016/5/11/chartex" xmlns:cx6="http://schemas.microsoft.com/office/drawing/2016/5/12/chartex" xmlns:cx7="http://schemas.microsoft.com/office/drawing/2016/5/13/chartex" xmlns:cx8="http://schemas.microsoft.com/office/drawing/2016/5/14/chartex" xmlns:mc="http://schemas.openxmlformats.org/markup-compatibility/2006" xmlns:aink="http://schemas.microsoft.com/office/drawing/2016/ink" xmlns:am3d="http://schemas.microsoft.com/office/drawing/2017/model3d" xmlns:o="urn:schemas-microsoft-com:office:office" xmlns:oel="http://schemas.microsoft.com/office/2019/extlst" xmlns:r="http://schemas.openxmlformats.org/officeDocument/2006/relationships" xmlns:m="http://schemas.openxmlformats.org/officeDocument/2006/math" xmlns:v="urn:schemas-microsoft-com:vml" xmlns:wp14="http://schemas.microsoft.com/office/word/2010/wordprocessingDrawing" xmlns:wp="http://schemas.openxmlformats.org/drawingml/2006/wordprocessingDrawing" xmlns:w10="urn:schemas-microsoft-com:office:word" xmlns:w="http://schemas.openxmlformats.org/wordprocessingml/2006/main" xmlns:w14="http://schemas.microsoft.com/office/word/2010/wordml" xmlns:w15="http://schemas.microsoft.com/office/word/2012/wordml" xmlns:w16cex="http://schemas.microsoft.com/office/word/2018/wordml/cex" xmlns:w16cid="http://schemas.microsoft.com/office/word/2016/wordml/cid" xmlns:w16="http://schemas.microsoft.com/office/word/2018/wordml" xmlns:w16sdtdh="http://schemas.microsoft.com/office/word/2020/wordml/sdtdatahash" xmlns:w16se="http://schemas.microsoft.com/office/word/2015/wordml/symex" xmlns:wpg="http://schemas.microsoft.com/office/word/2010/wordprocessingGroup" xmlns:wpi="http://schemas.microsoft.com/office/word/2010/wordprocessingInk" xmlns:wne="http://schemas.microsoft.com/office/word/2006/wordml" xmlns:wps="http://schemas.microsoft.com/office/word/2010/wordprocessingShape" mc:Ignorable="w14 w15 w16se w16cid w16 w16cex w16sdtdh wp14">
+<w:hdr xmlns:wpc="http://schemas.microsoft.com/office/word/2010/wordprocessingCanvas" xmlns:cx="http://schemas.microsoft.com/office/drawing/2014/chartex" xmlns:cx1="http://schemas.microsoft.com/office/drawing/2015/9/8/chartex" xmlns:cx2="http://schemas.microsoft.com/office/drawing/2015/10/21/chartex" xmlns:cx3="http://schemas.microsoft.com/office/drawing/2016/5/9/chartex" xmlns:cx4="http://schemas.microsoft.com/office/drawing/2016/5/10/chartex" xmlns:cx5="http://schemas.microsoft.com/office/drawing/2016/5/11/chartex" xmlns:cx6="http://schemas.microsoft.com/office/drawing/2016/5/12/chartex" xmlns:cx7="http://schemas.microsoft.com/office/drawing/2016/5/13/chartex" xmlns:cx8="http://schemas.microsoft.com/office/drawing/2016/5/14/chartex" xmlns:mc="http://schemas.openxmlformats.org/markup-compatibility/2006" xmlns:aink="http://schemas.microsoft.com/office/drawing/2016/ink" xmlns:am3d="http://schemas.microsoft.com/office/drawing/2017/model3d" xmlns:o="urn:schemas-microsoft-com:office:office" xmlns:oel="http://schemas.microsoft.com/office/2019/extlst" xmlns:r="http://schemas.openxmlformats.org/officeDocument/2006/relationships" xmlns:m="http://schemas.openxmlformats.org/officeDocument/2006/math" xmlns:v="urn:schemas-microsoft-com:vml" xmlns:wp14="http://schemas.microsoft.com/office/word/2010/wordprocessingDrawing" xmlns:wp="http://schemas.openxmlformats.org/drawingml/2006/wordprocessingDrawing" xmlns:w10="urn:schemas-microsoft-com:office:word" xmlns:w="http://schemas.openxmlformats.org/wordprocessingml/2006/main" xmlns:w14="http://schemas.microsoft.com/office/word/2010/wordml" xmlns:w15="http://schemas.microsoft.com/office/word/2012/wordml" xmlns:w16cex="http://schemas.microsoft.com/office/word/2018/wordml/cex" xmlns:w16cid="http://schemas.microsoft.com/office/word/2016/wordml/cid" xmlns:w16="http://schemas.microsoft.com/office/word/2018/wordml" xmlns:w16du="http://schemas.microsoft.com/office/word/2023/wordml/word16du" xmlns:w16sdtdh="http://schemas.microsoft.com/office/word/2020/wordml/sdtdatahash" xmlns:w16sdtfl="http://schemas.microsoft.com/office/word/2024/wordml/sdtformatlock" xmlns:w16se="http://schemas.microsoft.com/office/word/2015/wordml/symex" xmlns:wpg="http://schemas.microsoft.com/office/word/2010/wordprocessingGroup" xmlns:wpi="http://schemas.microsoft.com/office/word/2010/wordprocessingInk" xmlns:wne="http://schemas.microsoft.com/office/word/2006/wordml" xmlns:wps="http://schemas.microsoft.com/office/word/2010/wordprocessingShape" mc:Ignorable="w14 w15 w16se w16cid w16 w16cex w16sdtdh w16sdtfl w16du wp14">
   <w:p>
     <w:pPr>
       <w:pStyle w:val="Header"/>
@@ -864,7 +876,7 @@
     <w:r>
       <w:tab/>
       <w:tab/>
-      <w:t>2026-06-17</w:t>
+      <w:t>2026-06-18</w:t>
       <w:br/>
       <w:br/>
     </w:r>
@@ -881,7 +893,7 @@
 </file>
 
 <file path=word/numbering.xml><?xml version="1.0" encoding="utf-8"?>
-<w:numbering xmlns:wpc="http://schemas.microsoft.com/office/word/2010/wordprocessingCanvas" xmlns:cx="http://schemas.microsoft.com/office/drawing/2014/chartex" xmlns:cx1="http://schemas.microsoft.com/office/drawing/2015/9/8/chartex" xmlns:cx2="http://schemas.microsoft.com/office/drawing/2015/10/21/chartex" xmlns:cx3="http://schemas.microsoft.com/office/drawing/2016/5/9/chartex" xmlns:cx4="http://schemas.microsoft.com/office/drawing/2016/5/10/chartex" xmlns:cx5="http://schemas.microsoft.com/office/drawing/2016/5/11/chartex" xmlns:cx6="http://schemas.microsoft.com/office/drawing/2016/5/12/chartex" xmlns:cx7="http://schemas.microsoft.com/office/drawing/2016/5/13/chartex" xmlns:cx8="http://schemas.microsoft.com/office/drawing/2016/5/14/chartex" xmlns:mc="http://schemas.openxmlformats.org/markup-compatibility/2006" xmlns:aink="http://schemas.microsoft.com/office/drawing/2016/ink" xmlns:am3d="http://schemas.microsoft.com/office/drawing/2017/model3d" xmlns:o="urn:schemas-microsoft-com:office:office" xmlns:oel="http://schemas.microsoft.com/office/2019/extlst" xmlns:r="http://schemas.openxmlformats.org/officeDocument/2006/relationships" xmlns:m="http://schemas.openxmlformats.org/officeDocument/2006/math" xmlns:v="urn:schemas-microsoft-com:vml" xmlns:wp14="http://schemas.microsoft.com/office/word/2010/wordprocessingDrawing" xmlns:wp="http://schemas.openxmlformats.org/drawingml/2006/wordprocessingDrawing" xmlns:w10="urn:schemas-microsoft-com:office:word" xmlns:w="http://schemas.openxmlformats.org/wordprocessingml/2006/main" xmlns:w14="http://schemas.microsoft.com/office/word/2010/wordml" xmlns:w15="http://schemas.microsoft.com/office/word/2012/wordml" xmlns:w16cex="http://schemas.microsoft.com/office/word/2018/wordml/cex" xmlns:w16cid="http://schemas.microsoft.com/office/word/2016/wordml/cid" xmlns:w16="http://schemas.microsoft.com/office/word/2018/wordml" xmlns:w16sdtdh="http://schemas.microsoft.com/office/word/2020/wordml/sdtdatahash" xmlns:w16se="http://schemas.microsoft.com/office/word/2015/wordml/symex" xmlns:wpg="http://schemas.microsoft.com/office/word/2010/wordprocessingGroup" xmlns:wpi="http://schemas.microsoft.com/office/word/2010/wordprocessingInk" xmlns:wne="http://schemas.microsoft.com/office/word/2006/wordml" xmlns:wps="http://schemas.microsoft.com/office/word/2010/wordprocessingShape" mc:Ignorable="w14 w15 w16se w16cid w16 w16cex w16sdtdh wp14">
+<w:numbering xmlns:wpc="http://schemas.microsoft.com/office/word/2010/wordprocessingCanvas" xmlns:cx="http://schemas.microsoft.com/office/drawing/2014/chartex" xmlns:cx1="http://schemas.microsoft.com/office/drawing/2015/9/8/chartex" xmlns:cx2="http://schemas.microsoft.com/office/drawing/2015/10/21/chartex" xmlns:cx3="http://schemas.microsoft.com/office/drawing/2016/5/9/chartex" xmlns:cx4="http://schemas.microsoft.com/office/drawing/2016/5/10/chartex" xmlns:cx5="http://schemas.microsoft.com/office/drawing/2016/5/11/chartex" xmlns:cx6="http://schemas.microsoft.com/office/drawing/2016/5/12/chartex" xmlns:cx7="http://schemas.microsoft.com/office/drawing/2016/5/13/chartex" xmlns:cx8="http://schemas.microsoft.com/office/drawing/2016/5/14/chartex" xmlns:mc="http://schemas.openxmlformats.org/markup-compatibility/2006" xmlns:aink="http://schemas.microsoft.com/office/drawing/2016/ink" xmlns:am3d="http://schemas.microsoft.com/office/drawing/2017/model3d" xmlns:o="urn:schemas-microsoft-com:office:office" xmlns:oel="http://schemas.microsoft.com/office/2019/extlst" xmlns:r="http://schemas.openxmlformats.org/officeDocument/2006/relationships" xmlns:m="http://schemas.openxmlformats.org/officeDocument/2006/math" xmlns:v="urn:schemas-microsoft-com:vml" xmlns:wp14="http://schemas.microsoft.com/office/word/2010/wordprocessingDrawing" xmlns:wp="http://schemas.openxmlformats.org/drawingml/2006/wordprocessingDrawing" xmlns:w10="urn:schemas-microsoft-com:office:word" xmlns:w="http://schemas.openxmlformats.org/wordprocessingml/2006/main" xmlns:w14="http://schemas.microsoft.com/office/word/2010/wordml" xmlns:w15="http://schemas.microsoft.com/office/word/2012/wordml" xmlns:w16cex="http://schemas.microsoft.com/office/word/2018/wordml/cex" xmlns:w16cid="http://schemas.microsoft.com/office/word/2016/wordml/cid" xmlns:w16="http://schemas.microsoft.com/office/word/2018/wordml" xmlns:w16du="http://schemas.microsoft.com/office/word/2023/wordml/word16du" xmlns:w16sdtdh="http://schemas.microsoft.com/office/word/2020/wordml/sdtdatahash" xmlns:w16sdtfl="http://schemas.microsoft.com/office/word/2024/wordml/sdtformatlock" xmlns:w16se="http://schemas.microsoft.com/office/word/2015/wordml/symex" xmlns:wpg="http://schemas.microsoft.com/office/word/2010/wordprocessingGroup" xmlns:wpi="http://schemas.microsoft.com/office/word/2010/wordprocessingInk" xmlns:wne="http://schemas.microsoft.com/office/word/2006/wordml" xmlns:wps="http://schemas.microsoft.com/office/word/2010/wordprocessingShape" mc:Ignorable="w14 w15 w16se w16cid w16 w16cex w16sdtdh w16sdtfl w16du wp14">
   <w:abstractNum w:abstractNumId="0" w15:restartNumberingAfterBreak="0">
     <w:nsid w:val="FFFFFF7C"/>
     <w:multiLevelType w:val="singleLevel"/>
@@ -1084,7 +1096,7 @@
 </file>
 
 <file path=word/styles.xml><?xml version="1.0" encoding="utf-8"?>
-<w:styles xmlns:mc="http://schemas.openxmlformats.org/markup-compatibility/2006" xmlns:r="http://schemas.openxmlformats.org/officeDocument/2006/relationships" xmlns:w="http://schemas.openxmlformats.org/wordprocessingml/2006/main" xmlns:w14="http://schemas.microsoft.com/office/word/2010/wordml" xmlns:w15="http://schemas.microsoft.com/office/word/2012/wordml" xmlns:w16cex="http://schemas.microsoft.com/office/word/2018/wordml/cex" xmlns:w16cid="http://schemas.microsoft.com/office/word/2016/wordml/cid" xmlns:w16="http://schemas.microsoft.com/office/word/2018/wordml" xmlns:w16sdtdh="http://schemas.microsoft.com/office/word/2020/wordml/sdtdatahash" xmlns:w16se="http://schemas.microsoft.com/office/word/2015/wordml/symex" mc:Ignorable="w14 w15 w16se w16cid w16 w16cex w16sdtdh">
+<w:styles xmlns:mc="http://schemas.openxmlformats.org/markup-compatibility/2006" xmlns:r="http://schemas.openxmlformats.org/officeDocument/2006/relationships" xmlns:w="http://schemas.openxmlformats.org/wordprocessingml/2006/main" xmlns:w14="http://schemas.microsoft.com/office/word/2010/wordml" xmlns:w15="http://schemas.microsoft.com/office/word/2012/wordml" xmlns:w16cex="http://schemas.microsoft.com/office/word/2018/wordml/cex" xmlns:w16cid="http://schemas.microsoft.com/office/word/2016/wordml/cid" xmlns:w16="http://schemas.microsoft.com/office/word/2018/wordml" xmlns:w16du="http://schemas.microsoft.com/office/word/2023/wordml/word16du" xmlns:w16sdtdh="http://schemas.microsoft.com/office/word/2020/wordml/sdtdatahash" xmlns:w16sdtfl="http://schemas.microsoft.com/office/word/2024/wordml/sdtformatlock" xmlns:w16se="http://schemas.microsoft.com/office/word/2015/wordml/symex" mc:Ignorable="w14 w15 w16se w16cid w16 w16cex w16sdtdh w16sdtfl w16du">
   <w:docDefaults>
     <w:rPrDefault>
       <w:rPr>
@@ -1842,7 +1854,7 @@
     <w:link w:val="TitleChar"/>
     <w:uiPriority w:val="10"/>
     <w:qFormat/>
-    <w:rsid w:val="007106C8"/>
+    <w:rsid w:val="00E854FA"/>
     <w:pPr>
       <w:spacing w:after="300" w:line="240" w:lineRule="auto"/>
       <w:contextualSpacing/>
@@ -1852,7 +1864,7 @@
       <w:rFonts w:eastAsiaTheme="majorEastAsia" w:cstheme="majorBidi"/>
       <w:spacing w:val="5"/>
       <w:kern w:val="28"/>
-      <w:sz w:val="52"/>
+      <w:sz w:val="40"/>
       <w:szCs w:val="52"/>
       <w:lang w:val="sv-SE" w:eastAsia="en-US" w:bidi="ar-SA"/>
     </w:rPr>
@@ -1862,12 +1874,12 @@
     <w:basedOn w:val="DefaultParagraphFont"/>
     <w:link w:val="Title"/>
     <w:uiPriority w:val="10"/>
-    <w:rsid w:val="007106C8"/>
+    <w:rsid w:val="00E854FA"/>
     <w:rPr>
       <w:rFonts w:ascii="Times New Roman" w:eastAsiaTheme="majorEastAsia" w:hAnsi="Times New Roman" w:cstheme="majorBidi"/>
       <w:spacing w:val="5"/>
       <w:kern w:val="28"/>
-      <w:sz w:val="52"/>
+      <w:sz w:val="40"/>
       <w:szCs w:val="52"/>
       <w:lang w:val="sv-SE" w:eastAsia="en-US" w:bidi="ar-SA"/>
     </w:rPr>

--- a/klagomål/A 26987-2026 FSC-klagomål.docx
+++ b/klagomål/A 26987-2026 FSC-klagomål.docx
@@ -876,7 +876,7 @@
     <w:r>
       <w:tab/>
       <w:tab/>
-      <w:t>2026-06-18</w:t>
+      <w:t>2026-06-19</w:t>
       <w:br/>
       <w:br/>
     </w:r>

--- a/klagomål/A 26987-2026 FSC-klagomål.docx
+++ b/klagomål/A 26987-2026 FSC-klagomål.docx
@@ -876,7 +876,7 @@
     <w:r>
       <w:tab/>
       <w:tab/>
-      <w:t>2026-06-19</w:t>
+      <w:t>2026-06-20</w:t>
       <w:br/>
       <w:br/>
     </w:r>

--- a/klagomål/A 26987-2026 FSC-klagomål.docx
+++ b/klagomål/A 26987-2026 FSC-klagomål.docx
@@ -168,38 +168,7 @@
     </w:p>
     <w:p>
       <w:r>
-        <w:t>Detta dokument behandlar höga naturvärden i avverkningsanmälan A 26987-2026 i Gotlands kommun som inkom 2026-06-12 och omfattar 4,6 ha.</w:t>
-      </w:r>
-    </w:p>
-    <w:p>
-      <w:r>
-        <w:t>Nedan presenteras fynd av naturvårdsarter och fridlysta arter som gjorts i det avverkningsanmälda området, samt relevanta utdrag ur standarderna för FSC, Chain of Custody, Controlled Wood och PEFC. I BILAGA 1 finns artfakta om fridlysta arter.</w:t>
-      </w:r>
-    </w:p>
-    <w:p>
-      <w:r>
-        <w:t>Vi förväntar oss att ni återkommer med ett skriftligt svar på vårt klagomål och även beskriver vilka korrigerande åtgärder ni satt in för att rätta till identifierade brister i er efterlevnad av den svenska FSC standarden.</w:t>
-      </w:r>
-    </w:p>
-    <w:p>
-      <w:pPr>
-        <w:pStyle w:val="Heading1"/>
-      </w:pPr>
-      <w:r>
-        <w:t>Naturvårdsarter</w:t>
-      </w:r>
-    </w:p>
-    <w:p>
-      <w:r>
-        <w:t>I och inom 18 meter från avverkningsanmälan har följande 7 naturvårdsarter hittats: granrotspindling (VU), backtimjan (NT), blå slemspindling (NT, T), odörspindling (NT), solvända (NT), svavelriska (S) och spillkråka (T, §4). Av dessa är 5 rödlistade. För rödlistade arter har rödlistekategorin angivits inom parentes. Arter som är signalarter enligt Skogsstyrelsen har markerats med (S). Typiska arter inom Natura 2000 som är kopplade till skogsekosystem har markerats med (T). För fridlysta arter anges även paragrafen i Artskyddsförordningen som arten är fridlyst enligt.</w:t>
-      </w:r>
-    </w:p>
-    <w:p>
-      <w:r>
-        <w:t>De påträffade naturvårdsarterna är ett tydligt kvitto på att det rör sig om en skog med höga naturvärden.</w:t>
-      </w:r>
-      <w:r>
-        <w:t xml:space="preserve"> I Figur 1 visas fyndplatser för naturvårdsarter i området, som finns registrerade på Artportalen.</w:t>
+        <w:t>Detta klagomål behandlar höga naturvärden i avverkningsanmälan A 26987-2026 i Gotlands kommun som inkom 2026-06-12 och omfattar 4,6 ha.</w:t>
       </w:r>
     </w:p>
     <w:p>
@@ -247,34 +216,86 @@
         <w:spacing w:after="240"/>
       </w:pPr>
       <w:r>
-        <w:t>Figur 1. Fyndplatser för naturvårdsarter i och inom 18 meter från avverkningsanmälan (röd linje). Markörer utan svart kant är placerade på fyndplatsen. Markörer med svart kant är placerade vid sidan av fyndplatsen och har ett svart streck som visar fyndplatsens exakta position. Kartans mittpunktskoordinat är N 6363924, E 696759 i SWEREF 99 TM.</w:t>
+        <w:t>Figur 1. Fyndplatser för naturvårdsarter i och inom 18 meter från avverkningsanmälan. Markörer utan svart kant är placerade på fyndplatsen. Markörer med svart kant är placerade vid sidan av fyndplatsen har ett svart streck som visar fyndplatsens exakta position. Kartans mittpunktskoordinat är N 6363924, E 696759 i SWEREF 99 TM.</w:t>
+      </w:r>
+    </w:p>
+    <w:p>
+      <w:r>
+        <w:t>I och inom 18 meter från avverkningsanmälan finns fynd av 7 naturvårdsarter, varav 5 är rödlistade, 1 är fridlyst, 2 är typiska (T) och 1 är signalart (S): granrotspindling (VU), backtimjan (NT), blå slemspindling (NT, T), odörspindling (NT), solvända (NT), svavelriska (S) och spillkråka (T, §4). Se Figur 1.</w:t>
+      </w:r>
+    </w:p>
+    <w:p>
+      <w:r>
+        <w:t>Nedan presenteras relevanta utdrag ur standarderna för FSC, Chain of Custody, Controlled Wood och PEFC.</w:t>
+      </w:r>
+    </w:p>
+    <w:p>
+      <w:r>
+        <w:t>Vi förväntar oss att ni återkommer med ett skriftligt svar på vårt klagomål och även beskriver vilka korrigerande åtgärder ni satt in för att rätta till identifierade brister i er efterlevnad av den svenska FSC standarden.</w:t>
       </w:r>
     </w:p>
     <w:p>
       <w:pPr>
-        <w:pStyle w:val="Heading2"/>
+        <w:pStyle w:val="Heading1"/>
       </w:pPr>
       <w:r>
-        <w:t>Fridlysta arter</w:t>
+        <w:t>Naturvårdsarter och fridlysta arter</w:t>
       </w:r>
     </w:p>
     <w:p>
       <w:r>
-        <w:t>Följande fridlysta arter har sina livsmiljöer och växtplatser i den avverkningsanmälda skogen: spillkråka (T, §4).</w:t>
+        <w:t>Nedan följer beskrivningar av de naturvårdsarter och fridlysta arter som har sina livsmiljöer och växtplatser i den avverkningsanmälda skogen. Se även ytterligare artfakta i BILAGA 1. De påträffade naturvårdsarterna är ett tydligt kvitto på att det rör sig om en skog med höga naturvärden.</w:t>
       </w:r>
     </w:p>
     <w:p>
       <w:r>
-        <w:t xml:space="preserve">Observera att medlemsländerna är skyldiga att agera i enlighet med EU:s fågeldirektiv där det uttryckligen står att direktivet gäller för fåglar samt för deras ägg, bon och </w:t>
+        <w:rPr>
+          <w:b/>
+        </w:rPr>
+        <w:t xml:space="preserve">Granrotspindling (VU) </w:t>
+      </w:r>
+      <w:r>
+        <w:t>bildar mykorrhiza med gran. Växer i djup barrförna, gärna i gamla myrstackar, i medelålders till äldre ängsgranskog på kalkrik mark.</w:t>
       </w:r>
       <w:r>
         <w:rPr>
           <w:b/>
         </w:rPr>
-        <w:t xml:space="preserve">livsmiljöer </w:t>
+        <w:t xml:space="preserve"> </w:t>
       </w:r>
       <w:r>
-        <w:t>(artikel 1). Vidare att de åtgärder som vidtas inte får leda till en försämring av den nuvarande situationen beträffande bevarandet av de fågelarter som avses i artikel 1 (artikel 13). Fågeldirektivet är styrande för tillsynsansvariga myndigheters ärendehantering, ställningstaganden och beslutsfattande.</w:t>
+        <w:t>Minskningstakten uppgår till 30 % inom 50 år och överstiger gränsvärdet för Sårbar (VU) enligt A-kriteriet. (A2c+3c+4c). Arten missgynnas av avverkning och markberedning. Generellt bör lokaler som är särskilt rika på förekomster av sällsynta svampar säkerställas och lämnas för fri utveckling (SLU Artdatabanken, 2024).</w:t>
+      </w:r>
+    </w:p>
+    <w:p>
+      <w:r>
+        <w:rPr>
+          <w:b/>
+        </w:rPr>
+        <w:t>Blå slemspindling (NT)</w:t>
+      </w:r>
+      <w:r>
+        <w:t xml:space="preserve"> är en mykorrhizasvamp som förekommer i kalkgranskogar med välutvecklade mossmattor och ett örtrikt fältskikt. Den växer även på rik mark i ädellövskog under bok, ek. lind och hassel. Växtplatserna har ofta hög luftfuktighet och ligger gärna i anslutning till en bäck eller ett fuktdråg där marken inte blir helt uttorkad under sommaren. Arten signalerar höga naturvärden och växer ofta tillsammans med många andra ovanliga och rödlistade arter. Den totala populationen i landet bedöms ha minskat och väntas fortsätta minska, främst till följd av avverkning av kalkbarrskogar. Blå slemspindling är typisk art för </w:t>
+      </w:r>
+      <w:r>
+        <w:rPr>
+          <w:i/>
+        </w:rPr>
+        <w:t xml:space="preserve">9050 Näringsrik granskog </w:t>
+      </w:r>
+      <w:r>
+        <w:t>(SLU Artdatabanken, 2026; Nitare &amp; Skogsstyrelsen, 2019).</w:t>
+      </w:r>
+    </w:p>
+    <w:p>
+      <w:r>
+        <w:rPr>
+          <w:b/>
+        </w:rPr>
+        <w:t>Odörspindling (NT)</w:t>
+      </w:r>
+      <w:r>
+        <w:t xml:space="preserve"> bildar mykorrhiza med gran och tall i örtrik kalkbarrskog. Den uppträder huvudsakligen i äldre barrskogar så kallade ”bondeskogar” med en lång trädkontinuitet. Minskningstakten uppgår till 15 % inom 50 år och bedöms vara nära gränsvärdet för Sårbar (VU). (A2c+3c+4c). Virkesrika, äldre barrskogar med hög bonitet, på bättre jordar är en bristvara i befintliga, skyddade områden i Sverige och fler örtrika barrskogar med trädkontinuitet måste skyddas i större utsträckning än vad som tidigare gjorts. Områden med odörspindling bör inte gallras eller plockhuggas om inte huggningen efterföljs av skogsbete (SLU Artdatabanken, 2024).</w:t>
       </w:r>
     </w:p>
     <w:p>
@@ -304,70 +325,6 @@
       </w:r>
       <w:r>
         <w:t>. Den behöver grova träd, främst tall, asp och bok som boträd. Skogsbruk med korta omloppstider och täta, homogena ungskogar utgör det största hotet. Spillkråka är en nyckelart i skogliga miljöer vars övergivna bohål utnyttjas av flera andra hålhäckande fågelarter och fladdermöss, däribland pärluggla (EN, §4), knipa (§4), salskrake (§4) och skogsduva (§4). Hökuggla (VU, §4) och slaguggla (§4) häckar ofta i högstubbar som brutits av i höjd med ett gammalt spillkråkebo (SLU Artdatabanken, 2026; Skogsstyrelsen, 2016).</w:t>
-      </w:r>
-    </w:p>
-    <w:p>
-      <w:r>
-        <w:t>I BILAGA 1 finns mer detaljerad information om ekologi samt krav på livsmiljö hos fridlysta arter.</w:t>
-      </w:r>
-    </w:p>
-    <w:p>
-      <w:pPr>
-        <w:pStyle w:val="Heading2"/>
-      </w:pPr>
-      <w:r>
-        <w:t>Övriga naturvårdsarter</w:t>
-      </w:r>
-    </w:p>
-    <w:p>
-      <w:r>
-        <w:rPr>
-          <w:b/>
-        </w:rPr>
-        <w:t>Blå slemspindling (NT)</w:t>
-      </w:r>
-      <w:r>
-        <w:t xml:space="preserve"> är en mykorrhizasvamp som förekommer i kalkgranskogar med välutvecklade mossmattor och ett örtrikt fältskikt. Den växer även på rik mark i ädellövskog under bok, ek. lind och hassel. Växtplatserna har ofta hög luftfuktighet och ligger gärna i anslutning till en bäck eller ett fuktdråg där marken inte blir helt uttorkad under sommaren. Arten signalerar höga naturvärden och växer ofta tillsammans med många andra ovanliga och rödlistade arter. Den totala populationen i landet bedöms ha minskat och väntas fortsätta minska, främst till följd av avverkning av kalkbarrskogar. Blå slemspindling är typisk art för </w:t>
-      </w:r>
-      <w:r>
-        <w:rPr>
-          <w:i/>
-        </w:rPr>
-        <w:t xml:space="preserve">9050 Näringsrik granskog </w:t>
-      </w:r>
-      <w:r>
-        <w:t>(SLU Artdatabanken, 2026; Nitare &amp; Skogsstyrelsen, 2019).</w:t>
-      </w:r>
-    </w:p>
-    <w:p>
-      <w:r>
-        <w:rPr>
-          <w:b/>
-        </w:rPr>
-        <w:t xml:space="preserve">Granrotspindling (VU) </w:t>
-      </w:r>
-      <w:r>
-        <w:t>bildar mykorrhiza med gran. Växer i djup barrförna, gärna i gamla myrstackar, i medelålders till äldre ängsgranskog på kalkrik mark.</w:t>
-      </w:r>
-      <w:r>
-        <w:rPr>
-          <w:b/>
-        </w:rPr>
-        <w:t xml:space="preserve"> </w:t>
-      </w:r>
-      <w:r>
-        <w:t>Minskningstakten uppgår till 30 % inom 50 år och överstiger gränsvärdet för Sårbar (VU) enligt A-kriteriet. (A2c+3c+4c). Arten missgynnas av avverkning och markberedning. Generellt bör lokaler som är särskilt rika på förekomster av sällsynta svampar säkerställas och lämnas för fri utveckling (SLU Artdatabanken, 2024).</w:t>
-      </w:r>
-    </w:p>
-    <w:p>
-      <w:r>
-        <w:rPr>
-          <w:b/>
-        </w:rPr>
-        <w:t>Odörspindling (NT)</w:t>
-      </w:r>
-      <w:r>
-        <w:t xml:space="preserve"> bildar mykorrhiza med gran och tall i örtrik kalkbarrskog. Den uppträder huvudsakligen i äldre barrskogar så kallade ”bondeskogar” med en lång trädkontinuitet. Minskningstakten uppgår till 15 % inom 50 år och bedöms vara nära gränsvärdet för Sårbar (VU). (A2c+3c+4c). Virkesrika, äldre barrskogar med hög bonitet, på bättre jordar är en bristvara i befintliga, skyddade områden i Sverige och fler örtrika barrskogar med trädkontinuitet måste skyddas i större utsträckning än vad som tidigare gjorts. Områden med odörspindling bör inte gallras eller plockhuggas om inte huggningen efterföljs av skogsbete (SLU Artdatabanken, 2024).</w:t>
       </w:r>
     </w:p>
     <w:p>
@@ -876,7 +833,7 @@
     <w:r>
       <w:tab/>
       <w:tab/>
-      <w:t>2026-06-20</w:t>
+      <w:t>2026-06-21</w:t>
       <w:br/>
       <w:br/>
     </w:r>

--- a/klagomål/A 26987-2026 FSC-klagomål.docx
+++ b/klagomål/A 26987-2026 FSC-klagomål.docx
@@ -833,7 +833,7 @@
     <w:r>
       <w:tab/>
       <w:tab/>
-      <w:t>2026-06-21</w:t>
+      <w:t>2026-06-22</w:t>
       <w:br/>
       <w:br/>
     </w:r>

--- a/klagomål/A 26987-2026 FSC-klagomål.docx
+++ b/klagomål/A 26987-2026 FSC-klagomål.docx
@@ -833,7 +833,7 @@
     <w:r>
       <w:tab/>
       <w:tab/>
-      <w:t>2026-06-22</w:t>
+      <w:t>2026-06-23</w:t>
       <w:br/>
       <w:br/>
     </w:r>

--- a/klagomål/A 26987-2026 FSC-klagomål.docx
+++ b/klagomål/A 26987-2026 FSC-klagomål.docx
@@ -833,7 +833,7 @@
     <w:r>
       <w:tab/>
       <w:tab/>
-      <w:t>2026-06-23</w:t>
+      <w:t>2026-06-24</w:t>
       <w:br/>
       <w:br/>
     </w:r>

--- a/klagomål/A 26987-2026 FSC-klagomål.docx
+++ b/klagomål/A 26987-2026 FSC-klagomål.docx
@@ -833,7 +833,7 @@
     <w:r>
       <w:tab/>
       <w:tab/>
-      <w:t>2026-06-24</w:t>
+      <w:t>2026-06-25</w:t>
       <w:br/>
       <w:br/>
     </w:r>

--- a/klagomål/A 26987-2026 FSC-klagomål.docx
+++ b/klagomål/A 26987-2026 FSC-klagomål.docx
@@ -833,7 +833,7 @@
     <w:r>
       <w:tab/>
       <w:tab/>
-      <w:t>2026-06-25</w:t>
+      <w:t>2026-06-26</w:t>
       <w:br/>
       <w:br/>
     </w:r>

--- a/klagomål/A 26987-2026 FSC-klagomål.docx
+++ b/klagomål/A 26987-2026 FSC-klagomål.docx
@@ -833,7 +833,7 @@
     <w:r>
       <w:tab/>
       <w:tab/>
-      <w:t>2026-06-26</w:t>
+      <w:t>2026-06-27</w:t>
       <w:br/>
       <w:br/>
     </w:r>

--- a/klagomål/A 26987-2026 FSC-klagomål.docx
+++ b/klagomål/A 26987-2026 FSC-klagomål.docx
@@ -833,7 +833,7 @@
     <w:r>
       <w:tab/>
       <w:tab/>
-      <w:t>2026-06-27</w:t>
+      <w:t>2026-06-28</w:t>
       <w:br/>
       <w:br/>
     </w:r>

--- a/klagomål/A 26987-2026 FSC-klagomål.docx
+++ b/klagomål/A 26987-2026 FSC-klagomål.docx
@@ -833,7 +833,7 @@
     <w:r>
       <w:tab/>
       <w:tab/>
-      <w:t>2026-06-28</w:t>
+      <w:t>2026-06-29</w:t>
       <w:br/>
       <w:br/>
     </w:r>

--- a/klagomål/A 26987-2026 FSC-klagomål.docx
+++ b/klagomål/A 26987-2026 FSC-klagomål.docx
@@ -178,7 +178,7 @@
       <w:r>
         <w:drawing>
           <wp:inline xmlns:a="http://schemas.openxmlformats.org/drawingml/2006/main" xmlns:pic="http://schemas.openxmlformats.org/drawingml/2006/picture">
-            <wp:extent cx="5486400" cy="5094264"/>
+            <wp:extent cx="5486400" cy="4995439"/>
             <wp:docPr id="1" name="Picture 1"/>
             <wp:cNvGraphicFramePr>
               <a:graphicFrameLocks noChangeAspect="1"/>
@@ -199,7 +199,7 @@
                   <pic:spPr>
                     <a:xfrm>
                       <a:off x="0" y="0"/>
-                      <a:ext cx="5486400" cy="5094264"/>
+                      <a:ext cx="5486400" cy="4995439"/>
                     </a:xfrm>
                     <a:prstGeom prst="rect"/>
                   </pic:spPr>
@@ -221,7 +221,7 @@
     </w:p>
     <w:p>
       <w:r>
-        <w:t>I och inom 18 meter från avverkningsanmälan finns fynd av 7 naturvårdsarter, varav 5 är rödlistade, 1 är fridlyst, 2 är typiska (T) och 1 är signalart (S): granrotspindling (VU), backtimjan (NT), blå slemspindling (NT, T), odörspindling (NT), solvända (NT), svavelriska (S) och spillkråka (T, §4). Se Figur 1.</w:t>
+        <w:t>I och inom 18 meter från avverkningsanmälan finns fynd av 18 naturvårdsarter, varav 13 är rödlistade, 6 är fridlysta, 6 är typiska (T) och 2 är signalarter (S): ask (EN), granrotspindling (VU), backtimjan (NT), blå slemspindling (NT, T), dårgräsfjäril (NT, §4a), grönsångare (NT, §4), odörspindling (NT), reliktbock (NT, T), röd skogslilja (NT, §8), solvända (NT), svinrot (NT), sårläka (NT, T), ängsstarr (NT), skogsknipprot (S, T, §8), svavelriska (S), ormbär (T), spillkråka (T, §4) och halsbandsflugsnappare (§4). Se Figur 1.</w:t>
       </w:r>
     </w:p>
     <w:p>
@@ -252,6 +252,17 @@
         <w:rPr>
           <w:b/>
         </w:rPr>
+        <w:t>Ask (EN)</w:t>
+      </w:r>
+      <w:r>
+        <w:t xml:space="preserve"> växer naturligt på frisk till fuktig, näringsrik, mullrik mark, gärna med rörligt, ytnära grundvatten. Asken är mycket viktig för den biologiska mångfalden och den är värd för minst 213 arter i olika organismgrupper, av vilka åtminstone 42 är askspecialister, ytterligare 8 arter förekommer endast på ask och alm. Bland dessa kan nämnas asknätfjäril (EN, §4a), askvårtlav (EN) och askpraktbagge (NT). Det finns en ökad risk att dessa arter försvinner när populationen av ask minskar. Asken är kraftigt drabbad av askskottsjukan, men angripna askar bör inte avverkas eftersom det är så många andra arter knutna till ask, såväl till döda som till levande träd. Eftersom sjukdomen är vindspridd så finns den redan nästan överallt där det finns askar, och till skillnad från almsjukan så förhindrar eller försvårar man inte spridningen genom att ta bort träd. Asken är globalt rödlistad som nära hotad (NT) vilket medför ett internationellt ansvar för arten (SLU Artdatabanken, 2026; IUCN, 2017).</w:t>
+      </w:r>
+    </w:p>
+    <w:p>
+      <w:r>
+        <w:rPr>
+          <w:b/>
+        </w:rPr>
         <w:t xml:space="preserve">Granrotspindling (VU) </w:t>
       </w:r>
       <w:r>
@@ -292,10 +303,141 @@
         <w:rPr>
           <w:b/>
         </w:rPr>
+        <w:t>Dårgräsfjäril (NT, §4a)</w:t>
+      </w:r>
+      <w:r>
+        <w:t xml:space="preserve"> är rödlistad som nära hotad, fridlyst enligt 4a§ artskyddsförordningen och omfattas av bilaga 4 EU:s art- och habitatdirektiv vilket innebär ett strikt skydd där hela livsmiljön ska bevaras. Sedan 2005 omfattas dårgräsfjärilen av ett åtgärdsprogram för hotade arter (SLU Artdatabanken, 2024; Bergman, 2005). Hanar av dårgräsfjärilen ses ofta patrullera längs med bryn och vägar medan ägg-, larv- och puppstadier sker i bryn och i mindre gläntor inne i skogen. Speciellt äggen är uttorkningskänsliga och arten överlever inte kalavverkning (SLU Artdatabanken, 2024).</w:t>
+      </w:r>
+    </w:p>
+    <w:p>
+      <w:r>
+        <w:rPr>
+          <w:b/>
+        </w:rPr>
+        <w:t>Grönsångare (NT, §4)</w:t>
+      </w:r>
+      <w:r>
+        <w:t xml:space="preserve"> är rödlistad som nära hotad (NT) och fridlyst enligt 4§ artskyddsförordningen. Den har minskat med 17 (6–24) % under de senaste 10 åren och minskningstakten för den svenska populationen bedöms vara nära gränsvärdet för Sårbar (VU). (A2b). Arten häckar i högstammig skog, främst lövskog men även i granskog, i regel utan kraftigare undervegetation. Den förekommer i södra och mellersta Sverige samt i Norrlands kustland norrut till Norrbotten. Förekommer dessutom sällsynt i Norrlands inland (SLU Artdatabanken, 2024). Orsaken till grönsångarens nedgång och är oklar varvid det är viktigt att försiktighetsprincipen enligt 2 kap. 3 § miljöbalken tillämpas för att bevara artens livsmiljöer och vända den negativa trenden.</w:t>
+      </w:r>
+    </w:p>
+    <w:p>
+      <w:r>
+        <w:rPr>
+          <w:b/>
+        </w:rPr>
         <w:t>Odörspindling (NT)</w:t>
       </w:r>
       <w:r>
         <w:t xml:space="preserve"> bildar mykorrhiza med gran och tall i örtrik kalkbarrskog. Den uppträder huvudsakligen i äldre barrskogar så kallade ”bondeskogar” med en lång trädkontinuitet. Minskningstakten uppgår till 15 % inom 50 år och bedöms vara nära gränsvärdet för Sårbar (VU). (A2c+3c+4c). Virkesrika, äldre barrskogar med hög bonitet, på bättre jordar är en bristvara i befintliga, skyddade områden i Sverige och fler örtrika barrskogar med trädkontinuitet måste skyddas i större utsträckning än vad som tidigare gjorts. Områden med odörspindling bör inte gallras eller plockhuggas om inte huggningen efterföljs av skogsbete (SLU Artdatabanken, 2024).</w:t>
+      </w:r>
+    </w:p>
+    <w:p>
+      <w:r>
+        <w:rPr>
+          <w:b/>
+        </w:rPr>
+        <w:t>Reliktbock (NT)</w:t>
+      </w:r>
+      <w:r>
+        <w:t xml:space="preserve"> är en skalbagge vars larvutveckling sker i tjock, solexponerad skorpbark på gamla, levande tallar. Ofta i träd som under längre tid stått fritt och öppet, t.ex. i kantzoner i odlingslandskap, längs stränder och åsar, men också i gles, gammal tallskog på mager mark. Arten är brandgynnad genom att omgivande småträd och buskar försvinner vid lågintensiva bränder samtidigt som gamla tallar överlever och förblir solexponerade. Minskningstakten för den svenska populationen bedöms vara nära gränsvärdet för Sårbar (VU) och i den europeiska rödlistan är reliktbock rödlistad som Sårbar (VU) vilket innebär att Sverige har ett internationellt ansvar för arten. Gamla tallskogar bör få ett långsiktigt skydd, och inte slutavverkas. Reliktbock är typisk art för </w:t>
+      </w:r>
+      <w:r>
+        <w:rPr>
+          <w:i/>
+        </w:rPr>
+        <w:t>9010 Taiga</w:t>
+      </w:r>
+      <w:r>
+        <w:t xml:space="preserve"> och</w:t>
+      </w:r>
+      <w:r>
+        <w:rPr>
+          <w:i/>
+        </w:rPr>
+        <w:t xml:space="preserve"> 9060 Åsbarrskog</w:t>
+      </w:r>
+      <w:r>
+        <w:t xml:space="preserve"> (SLU Artdatabanken, 2024; IUCN, 2016).</w:t>
+      </w:r>
+    </w:p>
+    <w:p>
+      <w:r>
+        <w:rPr>
+          <w:b/>
+        </w:rPr>
+        <w:t>Röd skogslilja (NT, §8)</w:t>
+      </w:r>
+      <w:r>
+        <w:t xml:space="preserve"> växer i öppna skogar, oftast i barrskogar, vilka domineras av tall. Den gynnas av kalk och sand och hittas i torrare miljöer än de flesta andra orkidéer. Arten är mycket känslig för markberedning men även av en alltför kraftig beskuggning. Den är känslig mot slutavverkning men vissa skogsbruksåtgärder kan möjligen gynna arten om det görs på rätt sätt. Röd skogslilja är fridlyst enligt 8 § artskyddsförordningen och placerad högst upp i Skogsstyrelsens värdepyramid för bedömning av skog med höga naturvärden (SLU Artdatabanken, 2024; Nitare &amp; Skogsstyrelsen, 2019).</w:t>
+      </w:r>
+    </w:p>
+    <w:p>
+      <w:r>
+        <w:rPr>
+          <w:b/>
+        </w:rPr>
+        <w:t>Sårläka (NT)</w:t>
+      </w:r>
+      <w:r>
+        <w:t xml:space="preserve"> växer på mullrik mark i skuggiga eller halvskuggiga lövskogar och lundar men också i örtrika kalkbarrskogar. Arten ingår i en exklusiv lundflora som bara uppträder i de allra rikaste kalkbarrskogarna söder om den biologiska norrlandsgränsen. I ädellövskogar och lundar är den också knuten till områden med en mycket rik mångfald av naturvårdsarter. Enligt Riksskogstaxeringens data förefaller den ha minskat kraftigt (&gt;50%) vilket troligen kan förklaras av det storskaliga skogsbruket med kalhyggen. Sårläka är typisk art för </w:t>
+      </w:r>
+      <w:r>
+        <w:rPr>
+          <w:i/>
+        </w:rPr>
+        <w:t xml:space="preserve">9050 Näringsrik granskog, 9020 Nordlig ädellövskog, 9130 Näringsrik bokskog </w:t>
+      </w:r>
+      <w:r>
+        <w:t xml:space="preserve">och </w:t>
+      </w:r>
+      <w:r>
+        <w:rPr>
+          <w:i/>
+        </w:rPr>
+        <w:t>9160 Näringsrik ekskog</w:t>
+      </w:r>
+      <w:r>
+        <w:t xml:space="preserve"> samt värdväxt för den rödlistade fjärilen sårläkeplattmal (NT) (SLU Artdatabanken, 2026; Nitare &amp; Skogsstyrelsen, 2019).</w:t>
+      </w:r>
+    </w:p>
+    <w:p>
+      <w:r>
+        <w:rPr>
+          <w:b/>
+        </w:rPr>
+        <w:t>Skogsknipprot (§8)</w:t>
+      </w:r>
+      <w:r>
+        <w:t xml:space="preserve"> är fridlyst enligt 8§ artskyddsförordningen och typisk art för </w:t>
+      </w:r>
+      <w:r>
+        <w:rPr>
+          <w:i/>
+        </w:rPr>
+        <w:t>9050 Näringsrik granskog</w:t>
+      </w:r>
+      <w:r>
+        <w:t xml:space="preserve"> (SLU Artdatabanken, 2025).</w:t>
+      </w:r>
+    </w:p>
+    <w:p>
+      <w:r>
+        <w:rPr>
+          <w:b/>
+        </w:rPr>
+        <w:t>Ormbär</w:t>
+      </w:r>
+      <w:r>
+        <w:t xml:space="preserve"> är typisk art för </w:t>
+      </w:r>
+      <w:r>
+        <w:rPr>
+          <w:i/>
+        </w:rPr>
+        <w:t xml:space="preserve">9050 Näringsrik granskog </w:t>
+      </w:r>
+      <w:r>
+        <w:t>(SLU Artdatabanken, 2025).</w:t>
       </w:r>
     </w:p>
     <w:p>
@@ -433,7 +575,7 @@
         <w:rPr>
           <w:i/>
         </w:rPr>
-        <w:t>I det avverkningsanmälda skogsområdet har 7 naturvårdsarter varav 5 rödlistade arter sina livsmiljöer och växtplatser.</w:t>
+        <w:t>I det avverkningsanmälda skogsområdet har 18 naturvårdsarter varav 13 rödlistade arter sina livsmiljöer och växtplatser.</w:t>
       </w:r>
     </w:p>
     <w:p>
@@ -631,6 +773,107 @@
       </w:pPr>
       <w:r>
         <w:t>BILAGA 1 – Fridlysta arter</w:t>
+      </w:r>
+    </w:p>
+    <w:p>
+      <w:pPr>
+        <w:pStyle w:val="Heading1"/>
+      </w:pPr>
+      <w:r>
+        <w:t>Dårgräsfjäril – ekologi samt krav på livsmiljön</w:t>
+      </w:r>
+    </w:p>
+    <w:p>
+      <w:r>
+        <w:t xml:space="preserve">Dårgräsfjäril </w:t>
+      </w:r>
+      <w:r>
+        <w:rPr>
+          <w:i/>
+        </w:rPr>
+        <w:t>Lopinga achine</w:t>
+      </w:r>
+      <w:r>
+        <w:t xml:space="preserve"> (NT, §4a) är rödlistad som nära hotad, fridlyst enligt 4a§ artskyddsförordningen och omfattas av bilaga 4 EU:s art- och habitatdirektiv vilket innebär ett strikt skydd där hela artens livsmiljö ska bevaras. Sedan 2005 omfattas den av ett åtgärdsprogram (ÅGP) för hotade arter.</w:t>
+      </w:r>
+    </w:p>
+    <w:p>
+      <w:r>
+        <w:t xml:space="preserve">I Sverige förekommer dårgräsfjärilen i Östergötland och på Gotland. Den påträffas i gles skog med riklig förekomst av artens värdväxt lundstarr </w:t>
+      </w:r>
+      <w:r>
+        <w:rPr>
+          <w:i/>
+        </w:rPr>
+        <w:t>Carex montana</w:t>
+      </w:r>
+      <w:r>
+        <w:t>, som trivs på mullrik, gärna kalkhaltig mineraljord. På Gotland förekommer arten i ljus, lågvuxen ängstallskog med buskskikt av brakved, rönn och oxel (SLU Artdatabanken, 2024).</w:t>
+      </w:r>
+    </w:p>
+    <w:p>
+      <w:r>
+        <w:t>Arten är mycket lokaltrogen och en undersökning av fjärilarnas spridningsförmåga med märkning- och återfångstförsök visade att de undviker att flytta längre sträckor, den längsta sträcka som uppmättes var 700 m (Bergman &amp; Landin 2002). De var mer benägna att flytta sig genom skogsmark än över öppen mark. Hanarna patrullerar buskbrynens solexponerade sida på jakt efter oparade honor (SLU Artdatabanken, 2024). Vid äggläggningen släpper honan äggen under flykten i anslutning till bestånd av lundstarr som växer i buskbryn och mindre gläntor inne i skogen. Äggen är känsliga för uttorkning och honan undviker därför att släppa dem alltför långt från skuggivande buskage.</w:t>
+      </w:r>
+    </w:p>
+    <w:p>
+      <w:r>
+        <w:t>Arten hotas av granplantering, slutavverkning, alltför hård röjning och gallring. På fastlandet hotas fjärilen av igenväxning medan gotlandslokalerna inte verkar vara lika starkt utsatta för igenväxning, vilket sannolikt beror på de tunnare jordlagren. På Gotland är det snarare kalhyggesbruk som kan hota arten. På Gotland, där utbredningsområdet är större, är ett försiktigt skogsbruk (plockhuggning) på dårgräsfjärilens lokaler troligen möjligt, förutsatt att det finns orörda lokaler i närheten från vilka den kan återkolonisera områdena efteråt (SLU Artdatabanken, 2024).</w:t>
+      </w:r>
+    </w:p>
+    <w:p>
+      <w:r>
+        <w:t>Dårgräsfjäril är en av de mest hotade dagfjärilarna i Nordvästeuropa. Populationstrenden är kraftigt vikande i Tyskland, Tjeckien, Slovakien, Polen och Österrike och vikande i flertalet övriga länder i Europa utom i europeiska delen av Ryssland, Estland, Lettland och Finland där den är stabil eller expanderande. Arten är försvunnen i Belgien och Bulgarien (SLU Artdatabanken, 2024).</w:t>
+      </w:r>
+    </w:p>
+    <w:p>
+      <w:pPr>
+        <w:pStyle w:val="Heading2"/>
+      </w:pPr>
+      <w:r>
+        <w:t>Referenser – dårgräsfjäril</w:t>
+      </w:r>
+    </w:p>
+    <w:p>
+      <w:r>
+        <w:t xml:space="preserve">Bergman, K.-O., 2005. </w:t>
+      </w:r>
+      <w:r>
+        <w:rPr>
+          <w:i/>
+        </w:rPr>
+        <w:t xml:space="preserve">Åtgärdsprogram för bevarande av dårgräsfjäril (Lopinga achine). </w:t>
+      </w:r>
+      <w:r>
+        <w:t>(5527). Bromma. https://www.naturvardsverket.se/978-91-620-5527-5</w:t>
+      </w:r>
+    </w:p>
+    <w:p>
+      <w:r>
+        <w:t xml:space="preserve">Bergman, K.-O. &amp; Landin, J. (2002). </w:t>
+      </w:r>
+      <w:r>
+        <w:rPr>
+          <w:i/>
+        </w:rPr>
+        <w:t xml:space="preserve">Population structure and movements of a threatened butterfly (Lopinga achine) in a fragmented landscape in Sweden. </w:t>
+      </w:r>
+      <w:r>
+        <w:t>Biological Conservation. 108, 361–369.</w:t>
+      </w:r>
+    </w:p>
+    <w:p>
+      <w:r>
+        <w:t xml:space="preserve">SLU Artdatabanken, 2024. </w:t>
+      </w:r>
+      <w:r>
+        <w:rPr>
+          <w:i/>
+        </w:rPr>
+        <w:t xml:space="preserve">Artfaktablad. Naturvård – artfakta. </w:t>
+      </w:r>
+      <w:r>
+        <w:t>SLU Artdatabanken, Uppsala</w:t>
       </w:r>
     </w:p>
     <w:p>
@@ -833,7 +1076,7 @@
     <w:r>
       <w:tab/>
       <w:tab/>
-      <w:t>2026-06-29</w:t>
+      <w:t>2026-06-30</w:t>
       <w:br/>
       <w:br/>
     </w:r>

--- a/klagomål/A 26987-2026 FSC-klagomål.docx
+++ b/klagomål/A 26987-2026 FSC-klagomål.docx
@@ -1076,7 +1076,7 @@
     <w:r>
       <w:tab/>
       <w:tab/>
-      <w:t>2026-06-30</w:t>
+      <w:t>2026-07-01</w:t>
       <w:br/>
       <w:br/>
     </w:r>

--- a/klagomål/A 26987-2026 FSC-klagomål.docx
+++ b/klagomål/A 26987-2026 FSC-klagomål.docx
@@ -1076,7 +1076,7 @@
     <w:r>
       <w:tab/>
       <w:tab/>
-      <w:t>2026-07-01</w:t>
+      <w:t>2026-07-02</w:t>
       <w:br/>
       <w:br/>
     </w:r>

--- a/klagomål/A 26987-2026 FSC-klagomål.docx
+++ b/klagomål/A 26987-2026 FSC-klagomål.docx
@@ -1076,7 +1076,7 @@
     <w:r>
       <w:tab/>
       <w:tab/>
-      <w:t>2026-07-13</w:t>
+      <w:t>2026-07-14</w:t>
       <w:br/>
       <w:br/>
     </w:r>

--- a/klagomål/A 26987-2026 FSC-klagomål.docx
+++ b/klagomål/A 26987-2026 FSC-klagomål.docx
@@ -1076,7 +1076,7 @@
     <w:r>
       <w:tab/>
       <w:tab/>
-      <w:t>2026-07-14</w:t>
+      <w:t>2026-07-15</w:t>
       <w:br/>
       <w:br/>
     </w:r>

--- a/klagomål/A 26987-2026 FSC-klagomål.docx
+++ b/klagomål/A 26987-2026 FSC-klagomål.docx
@@ -1076,7 +1076,7 @@
     <w:r>
       <w:tab/>
       <w:tab/>
-      <w:t>2026-07-15</w:t>
+      <w:t>2026-07-16</w:t>
       <w:br/>
       <w:br/>
     </w:r>

--- a/klagomål/A 26987-2026 FSC-klagomål.docx
+++ b/klagomål/A 26987-2026 FSC-klagomål.docx
@@ -1076,7 +1076,7 @@
     <w:r>
       <w:tab/>
       <w:tab/>
-      <w:t>2026-07-16</w:t>
+      <w:t>2026-07-17</w:t>
       <w:br/>
       <w:br/>
     </w:r>

--- a/klagomål/A 26987-2026 FSC-klagomål.docx
+++ b/klagomål/A 26987-2026 FSC-klagomål.docx
@@ -1076,7 +1076,7 @@
     <w:r>
       <w:tab/>
       <w:tab/>
-      <w:t>2026-07-17</w:t>
+      <w:t>2026-07-18</w:t>
       <w:br/>
       <w:br/>
     </w:r>

--- a/klagomål/A 26987-2026 FSC-klagomål.docx
+++ b/klagomål/A 26987-2026 FSC-klagomål.docx
@@ -1076,7 +1076,7 @@
     <w:r>
       <w:tab/>
       <w:tab/>
-      <w:t>2026-07-18</w:t>
+      <w:t>2026-07-19</w:t>
       <w:br/>
       <w:br/>
     </w:r>

--- a/klagomål/A 26987-2026 FSC-klagomål.docx
+++ b/klagomål/A 26987-2026 FSC-klagomål.docx
@@ -1076,7 +1076,7 @@
     <w:r>
       <w:tab/>
       <w:tab/>
-      <w:t>2026-07-19</w:t>
+      <w:t>2026-07-20</w:t>
       <w:br/>
       <w:br/>
     </w:r>

--- a/klagomål/A 26987-2026 FSC-klagomål.docx
+++ b/klagomål/A 26987-2026 FSC-klagomål.docx
@@ -1076,7 +1076,7 @@
     <w:r>
       <w:tab/>
       <w:tab/>
-      <w:t>2026-07-20</w:t>
+      <w:t>2026-07-21</w:t>
       <w:br/>
       <w:br/>
     </w:r>

--- a/klagomål/A 26987-2026 FSC-klagomål.docx
+++ b/klagomål/A 26987-2026 FSC-klagomål.docx
@@ -1076,7 +1076,7 @@
     <w:r>
       <w:tab/>
       <w:tab/>
-      <w:t>2026-07-21</w:t>
+      <w:t>2026-07-22</w:t>
       <w:br/>
       <w:br/>
     </w:r>

--- a/klagomål/A 26987-2026 FSC-klagomål.docx
+++ b/klagomål/A 26987-2026 FSC-klagomål.docx
@@ -1076,7 +1076,7 @@
     <w:r>
       <w:tab/>
       <w:tab/>
-      <w:t>2026-07-22</w:t>
+      <w:t>2026-07-23</w:t>
       <w:br/>
       <w:br/>
     </w:r>

--- a/klagomål/A 26987-2026 FSC-klagomål.docx
+++ b/klagomål/A 26987-2026 FSC-klagomål.docx
@@ -1076,7 +1076,7 @@
     <w:r>
       <w:tab/>
       <w:tab/>
-      <w:t>2026-07-23</w:t>
+      <w:t>2026-07-24</w:t>
       <w:br/>
       <w:br/>
     </w:r>

--- a/klagomål/A 26987-2026 FSC-klagomål.docx
+++ b/klagomål/A 26987-2026 FSC-klagomål.docx
@@ -1076,7 +1076,7 @@
     <w:r>
       <w:tab/>
       <w:tab/>
-      <w:t>2026-07-24</w:t>
+      <w:t>2026-07-25</w:t>
       <w:br/>
       <w:br/>
     </w:r>

--- a/klagomål/A 26987-2026 FSC-klagomål.docx
+++ b/klagomål/A 26987-2026 FSC-klagomål.docx
@@ -1076,7 +1076,7 @@
     <w:r>
       <w:tab/>
       <w:tab/>
-      <w:t>2026-07-25</w:t>
+      <w:t>2026-07-26</w:t>
       <w:br/>
       <w:br/>
     </w:r>

--- a/klagomål/A 26987-2026 FSC-klagomål.docx
+++ b/klagomål/A 26987-2026 FSC-klagomål.docx
@@ -1076,7 +1076,7 @@
     <w:r>
       <w:tab/>
       <w:tab/>
-      <w:t>2026-07-26</w:t>
+      <w:t>2026-07-27</w:t>
       <w:br/>
       <w:br/>
     </w:r>

--- a/klagomål/A 26987-2026 FSC-klagomål.docx
+++ b/klagomål/A 26987-2026 FSC-klagomål.docx
@@ -1076,7 +1076,7 @@
     <w:r>
       <w:tab/>
       <w:tab/>
-      <w:t>2026-07-27</w:t>
+      <w:t>2026-07-28</w:t>
       <w:br/>
       <w:br/>
     </w:r>

--- a/klagomål/A 26987-2026 FSC-klagomål.docx
+++ b/klagomål/A 26987-2026 FSC-klagomål.docx
@@ -1076,7 +1076,7 @@
     <w:r>
       <w:tab/>
       <w:tab/>
-      <w:t>2026-07-28</w:t>
+      <w:t>2026-07-29</w:t>
       <w:br/>
       <w:br/>
     </w:r>

--- a/klagomål/A 26987-2026 FSC-klagomål.docx
+++ b/klagomål/A 26987-2026 FSC-klagomål.docx
@@ -1076,7 +1076,7 @@
     <w:r>
       <w:tab/>
       <w:tab/>
-      <w:t>2026-07-29</w:t>
+      <w:t>2026-07-30</w:t>
       <w:br/>
       <w:br/>
     </w:r>

--- a/klagomål/A 26987-2026 FSC-klagomål.docx
+++ b/klagomål/A 26987-2026 FSC-klagomål.docx
@@ -1076,7 +1076,7 @@
     <w:r>
       <w:tab/>
       <w:tab/>
-      <w:t>2026-07-30</w:t>
+      <w:t>2026-07-31</w:t>
       <w:br/>
       <w:br/>
     </w:r>

--- a/klagomål/A 26987-2026 FSC-klagomål.docx
+++ b/klagomål/A 26987-2026 FSC-klagomål.docx
@@ -1076,7 +1076,7 @@
     <w:r>
       <w:tab/>
       <w:tab/>
-      <w:t>2026-07-31</w:t>
+      <w:t>2026-08-01</w:t>
       <w:br/>
       <w:br/>
     </w:r>

--- a/klagomål/A 26987-2026 FSC-klagomål.docx
+++ b/klagomål/A 26987-2026 FSC-klagomål.docx
@@ -1076,7 +1076,7 @@
     <w:r>
       <w:tab/>
       <w:tab/>
-      <w:t>2026-08-01</w:t>
+      <w:t>2026-08-02</w:t>
       <w:br/>
       <w:br/>
     </w:r>

--- a/klagomål/A 26987-2026 FSC-klagomål.docx
+++ b/klagomål/A 26987-2026 FSC-klagomål.docx
@@ -1076,7 +1076,7 @@
     <w:r>
       <w:tab/>
       <w:tab/>
-      <w:t>2026-08-02</w:t>
+      <w:t>2026-08-03</w:t>
       <w:br/>
       <w:br/>
     </w:r>

--- a/klagomål/A 26987-2026 FSC-klagomål.docx
+++ b/klagomål/A 26987-2026 FSC-klagomål.docx
@@ -1076,7 +1076,7 @@
     <w:r>
       <w:tab/>
       <w:tab/>
-      <w:t>2026-08-03</w:t>
+      <w:t>2026-08-05</w:t>
       <w:br/>
       <w:br/>
     </w:r>

--- a/klagomål/A 26987-2026 FSC-klagomål.docx
+++ b/klagomål/A 26987-2026 FSC-klagomål.docx
@@ -1076,7 +1076,7 @@
     <w:r>
       <w:tab/>
       <w:tab/>
-      <w:t>2026-08-05</w:t>
+      <w:t>2026-08-07</w:t>
       <w:br/>
       <w:br/>
     </w:r>

--- a/klagomål/A 26987-2026 FSC-klagomål.docx
+++ b/klagomål/A 26987-2026 FSC-klagomål.docx
@@ -1076,7 +1076,7 @@
     <w:r>
       <w:tab/>
       <w:tab/>
-      <w:t>2026-08-07</w:t>
+      <w:t>2026-08-08</w:t>
       <w:br/>
       <w:br/>
     </w:r>

--- a/klagomål/A 26987-2026 FSC-klagomål.docx
+++ b/klagomål/A 26987-2026 FSC-klagomål.docx
@@ -216,7 +216,7 @@
         <w:spacing w:after="240"/>
       </w:pPr>
       <w:r>
-        <w:t>Figur 1. Fyndplatser för naturvårdsarter i och inom 18 meter från avverkningsanmälan. Markörer utan svart kant är placerade på fyndplatsen. Markörer med svart kant är placerade vid sidan av fyndplatsen har ett svart streck som visar fyndplatsens exakta position. Kartans mittpunktskoordinat är N 6363924, E 696759 i SWEREF 99 TM.</w:t>
+        <w:t>Figur 1. Fyndplatser för naturvårdsarter i och inom 18 meter från avverkningsanmälan. Markörer utan svart kant är placerade på fyndplatsen. Markörer med svart kant är placerade vid sidan av fyndplatsen och har ett svart streck som visar fyndplatsens exakta position. Kartans mittpunktskoordinat är N 6363924, E 696759 i SWEREF 99 TM.</w:t>
       </w:r>
     </w:p>
     <w:p>
@@ -1076,7 +1076,7 @@
     <w:r>
       <w:tab/>
       <w:tab/>
-      <w:t>2026-08-14</w:t>
+      <w:t>2026-08-15</w:t>
       <w:br/>
       <w:br/>
     </w:r>

--- a/klagomål/A 26987-2026 FSC-klagomål.docx
+++ b/klagomål/A 26987-2026 FSC-klagomål.docx
@@ -1076,7 +1076,7 @@
     <w:r>
       <w:tab/>
       <w:tab/>
-      <w:t>2026-08-15</w:t>
+      <w:t>2026-08-16</w:t>
       <w:br/>
       <w:br/>
     </w:r>

--- a/klagomål/A 26987-2026 FSC-klagomål.docx
+++ b/klagomål/A 26987-2026 FSC-klagomål.docx
@@ -1076,7 +1076,7 @@
     <w:r>
       <w:tab/>
       <w:tab/>
-      <w:t>2026-08-16</w:t>
+      <w:t>2026-08-17</w:t>
       <w:br/>
       <w:br/>
     </w:r>

--- a/klagomål/A 26987-2026 FSC-klagomål.docx
+++ b/klagomål/A 26987-2026 FSC-klagomål.docx
@@ -1076,7 +1076,7 @@
     <w:r>
       <w:tab/>
       <w:tab/>
-      <w:t>2026-08-17</w:t>
+      <w:t>2026-08-18</w:t>
       <w:br/>
       <w:br/>
     </w:r>

--- a/klagomål/A 26987-2026 FSC-klagomål.docx
+++ b/klagomål/A 26987-2026 FSC-klagomål.docx
@@ -1076,7 +1076,7 @@
     <w:r>
       <w:tab/>
       <w:tab/>
-      <w:t>2026-08-18</w:t>
+      <w:t>2026-08-19</w:t>
       <w:br/>
       <w:br/>
     </w:r>

--- a/klagomål/A 26987-2026 FSC-klagomål.docx
+++ b/klagomål/A 26987-2026 FSC-klagomål.docx
@@ -1076,7 +1076,7 @@
     <w:r>
       <w:tab/>
       <w:tab/>
-      <w:t>2026-08-19</w:t>
+      <w:t>2026-08-20</w:t>
       <w:br/>
       <w:br/>
     </w:r>

--- a/klagomål/A 26987-2026 FSC-klagomål.docx
+++ b/klagomål/A 26987-2026 FSC-klagomål.docx
@@ -1076,7 +1076,7 @@
     <w:r>
       <w:tab/>
       <w:tab/>
-      <w:t>2026-08-20</w:t>
+      <w:t>2026-08-21</w:t>
       <w:br/>
       <w:br/>
     </w:r>

--- a/klagomål/A 26987-2026 FSC-klagomål.docx
+++ b/klagomål/A 26987-2026 FSC-klagomål.docx
@@ -1076,7 +1076,7 @@
     <w:r>
       <w:tab/>
       <w:tab/>
-      <w:t>2026-08-21</w:t>
+      <w:t>2026-08-22</w:t>
       <w:br/>
       <w:br/>
     </w:r>

--- a/klagomål/A 26987-2026 FSC-klagomål.docx
+++ b/klagomål/A 26987-2026 FSC-klagomål.docx
@@ -1076,7 +1076,7 @@
     <w:r>
       <w:tab/>
       <w:tab/>
-      <w:t>2026-08-22</w:t>
+      <w:t>2026-08-23</w:t>
       <w:br/>
       <w:br/>
     </w:r>

--- a/klagomål/A 26987-2026 FSC-klagomål.docx
+++ b/klagomål/A 26987-2026 FSC-klagomål.docx
@@ -1076,7 +1076,7 @@
     <w:r>
       <w:tab/>
       <w:tab/>
-      <w:t>2026-08-23</w:t>
+      <w:t>2026-08-24</w:t>
       <w:br/>
       <w:br/>
     </w:r>

--- a/klagomål/A 26987-2026 FSC-klagomål.docx
+++ b/klagomål/A 26987-2026 FSC-klagomål.docx
@@ -1076,7 +1076,7 @@
     <w:r>
       <w:tab/>
       <w:tab/>
-      <w:t>2026-08-24</w:t>
+      <w:t>2026-08-25</w:t>
       <w:br/>
       <w:br/>
     </w:r>

--- a/klagomål/A 26987-2026 FSC-klagomål.docx
+++ b/klagomål/A 26987-2026 FSC-klagomål.docx
@@ -1076,7 +1076,7 @@
     <w:r>
       <w:tab/>
       <w:tab/>
-      <w:t>2026-08-25</w:t>
+      <w:t>2026-08-26</w:t>
       <w:br/>
       <w:br/>
     </w:r>

--- a/klagomål/A 26987-2026 FSC-klagomål.docx
+++ b/klagomål/A 26987-2026 FSC-klagomål.docx
@@ -1076,7 +1076,7 @@
     <w:r>
       <w:tab/>
       <w:tab/>
-      <w:t>2026-08-26</w:t>
+      <w:t>2026-08-27</w:t>
       <w:br/>
       <w:br/>
     </w:r>

--- a/klagomål/A 26987-2026 FSC-klagomål.docx
+++ b/klagomål/A 26987-2026 FSC-klagomål.docx
@@ -1076,7 +1076,7 @@
     <w:r>
       <w:tab/>
       <w:tab/>
-      <w:t>2026-08-27</w:t>
+      <w:t>2026-08-28</w:t>
       <w:br/>
       <w:br/>
     </w:r>

--- a/klagomål/A 26987-2026 FSC-klagomål.docx
+++ b/klagomål/A 26987-2026 FSC-klagomål.docx
@@ -1076,7 +1076,7 @@
     <w:r>
       <w:tab/>
       <w:tab/>
-      <w:t>2026-08-28</w:t>
+      <w:t>2026-08-29</w:t>
       <w:br/>
       <w:br/>
     </w:r>

--- a/klagomål/A 26987-2026 FSC-klagomål.docx
+++ b/klagomål/A 26987-2026 FSC-klagomål.docx
@@ -1076,7 +1076,7 @@
     <w:r>
       <w:tab/>
       <w:tab/>
-      <w:t>2026-08-29</w:t>
+      <w:t>2026-08-31</w:t>
       <w:br/>
       <w:br/>
     </w:r>

--- a/klagomål/A 26987-2026 FSC-klagomål.docx
+++ b/klagomål/A 26987-2026 FSC-klagomål.docx
@@ -1076,7 +1076,7 @@
     <w:r>
       <w:tab/>
       <w:tab/>
-      <w:t>2026-08-31</w:t>
+      <w:t>2026-09-01</w:t>
       <w:br/>
       <w:br/>
     </w:r>

--- a/klagomål/A 26987-2026 FSC-klagomål.docx
+++ b/klagomål/A 26987-2026 FSC-klagomål.docx
@@ -1076,7 +1076,7 @@
     <w:r>
       <w:tab/>
       <w:tab/>
-      <w:t>2026-09-01</w:t>
+      <w:t>2026-09-02</w:t>
       <w:br/>
       <w:br/>
     </w:r>

--- a/klagomål/A 26987-2026 FSC-klagomål.docx
+++ b/klagomål/A 26987-2026 FSC-klagomål.docx
@@ -1076,7 +1076,7 @@
     <w:r>
       <w:tab/>
       <w:tab/>
-      <w:t>2026-09-02</w:t>
+      <w:t>2026-09-03</w:t>
       <w:br/>
       <w:br/>
     </w:r>

--- a/klagomål/A 26987-2026 FSC-klagomål.docx
+++ b/klagomål/A 26987-2026 FSC-klagomål.docx
@@ -1076,7 +1076,7 @@
     <w:r>
       <w:tab/>
       <w:tab/>
-      <w:t>2026-09-03</w:t>
+      <w:t>2026-09-04</w:t>
       <w:br/>
       <w:br/>
     </w:r>

--- a/klagomål/A 26987-2026 FSC-klagomål.docx
+++ b/klagomål/A 26987-2026 FSC-klagomål.docx
@@ -1076,7 +1076,7 @@
     <w:r>
       <w:tab/>
       <w:tab/>
-      <w:t>2026-09-04</w:t>
+      <w:t>2026-09-05</w:t>
       <w:br/>
       <w:br/>
     </w:r>
